--- a/public/documentos/GOB-08-registro-de-lecciones-aprendidas.docx
+++ b/public/documentos/GOB-08-registro-de-lecciones-aprendidas.docx
@@ -18,7 +18,7 @@
           <w:left w:w="10" w:type="dxa"/>
           <w:right w:w="10" w:type="dxa"/>
         </w:tblCellMar>
-        <w:tblLook w:val="04A0" w:firstRow="1" w:lastRow="0" w:firstColumn="1" w:lastColumn="0" w:noHBand="0" w:noVBand="1"/>
+        <w:tblLook w:val="0000" w:firstRow="0" w:lastRow="0" w:firstColumn="0" w:lastColumn="0" w:noHBand="0" w:noVBand="0"/>
       </w:tblPr>
       <w:tblGrid>
         <w:gridCol w:w="1757"/>
@@ -52,7 +52,7 @@
                 <w:noProof/>
               </w:rPr>
               <w:drawing>
-                <wp:inline distT="0" distB="0" distL="0" distR="0" wp14:anchorId="5D10870D" wp14:editId="5E19E665">
+                <wp:inline distT="0" distB="0" distL="0" distR="0" wp14:anchorId="2E01B7FF" wp14:editId="12FC88B5">
                   <wp:extent cx="990600" cy="990600"/>
                   <wp:effectExtent l="0" t="0" r="0" b="0"/>
                   <wp:docPr id="1" name="Imagen 1"/>
@@ -171,10 +171,10 @@
                 <w:noProof/>
               </w:rPr>
               <w:drawing>
-                <wp:inline distT="0" distB="0" distL="0" distR="0" wp14:anchorId="22A8A761" wp14:editId="3B2A034A">
+                <wp:inline distT="0" distB="0" distL="0" distR="0" wp14:anchorId="7D153DC6" wp14:editId="32EFD3B6">
                   <wp:extent cx="800100" cy="800100"/>
                   <wp:effectExtent l="0" t="0" r="0" b="0"/>
-                  <wp:docPr id="698442376" name="Imagen 698442376"/>
+                  <wp:docPr id="1217551365" name="Imagen 1217551365"/>
                   <wp:cNvGraphicFramePr>
                     <a:graphicFrameLocks xmlns:a="http://schemas.openxmlformats.org/drawingml/2006/main" noChangeAspect="1"/>
                   </wp:cNvGraphicFramePr>
@@ -308,7 +308,7 @@
           <w:left w:w="10" w:type="dxa"/>
           <w:right w:w="10" w:type="dxa"/>
         </w:tblCellMar>
-        <w:tblLook w:val="04A0" w:firstRow="1" w:lastRow="0" w:firstColumn="1" w:lastColumn="0" w:noHBand="0" w:noVBand="1"/>
+        <w:tblLook w:val="0000" w:firstRow="0" w:lastRow="0" w:firstColumn="0" w:lastColumn="0" w:noHBand="0" w:noVBand="0"/>
       </w:tblPr>
       <w:tblGrid>
         <w:gridCol w:w="2636"/>
@@ -786,7 +786,7 @@
           <w:left w:w="10" w:type="dxa"/>
           <w:right w:w="10" w:type="dxa"/>
         </w:tblCellMar>
-        <w:tblLook w:val="04A0" w:firstRow="1" w:lastRow="0" w:firstColumn="1" w:lastColumn="0" w:noHBand="0" w:noVBand="1"/>
+        <w:tblLook w:val="0000" w:firstRow="0" w:lastRow="0" w:firstColumn="0" w:lastColumn="0" w:noHBand="0" w:noVBand="0"/>
       </w:tblPr>
       <w:tblGrid>
         <w:gridCol w:w="4042"/>
@@ -1399,7 +1399,7 @@
           <w:left w:w="10" w:type="dxa"/>
           <w:right w:w="10" w:type="dxa"/>
         </w:tblCellMar>
-        <w:tblLook w:val="04A0" w:firstRow="1" w:lastRow="0" w:firstColumn="1" w:lastColumn="0" w:noHBand="0" w:noVBand="1"/>
+        <w:tblLook w:val="0000" w:firstRow="0" w:lastRow="0" w:firstColumn="0" w:lastColumn="0" w:noHBand="0" w:noVBand="0"/>
       </w:tblPr>
       <w:tblGrid>
         <w:gridCol w:w="2636"/>
@@ -1817,7 +1817,7 @@
           <w:left w:w="10" w:type="dxa"/>
           <w:right w:w="10" w:type="dxa"/>
         </w:tblCellMar>
-        <w:tblLook w:val="04A0" w:firstRow="1" w:lastRow="0" w:firstColumn="1" w:lastColumn="0" w:noHBand="0" w:noVBand="1"/>
+        <w:tblLook w:val="0000" w:firstRow="0" w:lastRow="0" w:firstColumn="0" w:lastColumn="0" w:noHBand="0" w:noVBand="0"/>
       </w:tblPr>
       <w:tblGrid>
         <w:gridCol w:w="1054"/>
@@ -2158,7 +2158,7 @@
           <w:left w:w="10" w:type="dxa"/>
           <w:right w:w="10" w:type="dxa"/>
         </w:tblCellMar>
-        <w:tblLook w:val="04A0" w:firstRow="1" w:lastRow="0" w:firstColumn="1" w:lastColumn="0" w:noHBand="0" w:noVBand="1"/>
+        <w:tblLook w:val="0000" w:firstRow="0" w:lastRow="0" w:firstColumn="0" w:lastColumn="0" w:noHBand="0" w:noVBand="0"/>
       </w:tblPr>
       <w:tblGrid>
         <w:gridCol w:w="2636"/>
@@ -2498,7 +2498,7 @@
           <w:left w:w="10" w:type="dxa"/>
           <w:right w:w="10" w:type="dxa"/>
         </w:tblCellMar>
-        <w:tblLook w:val="04A0" w:firstRow="1" w:lastRow="0" w:firstColumn="1" w:lastColumn="0" w:noHBand="0" w:noVBand="1"/>
+        <w:tblLook w:val="0000" w:firstRow="0" w:lastRow="0" w:firstColumn="0" w:lastColumn="0" w:noHBand="0" w:noVBand="0"/>
       </w:tblPr>
       <w:tblGrid>
         <w:gridCol w:w="8787"/>
@@ -2585,7 +2585,7 @@
     <w:sdt>
       <w:sdtPr>
         <w:alias w:val="Contenido"/>
-        <w:id w:val="679549621"/>
+        <w:id w:val="1440331235"/>
       </w:sdtPr>
       <w:sdtEndPr/>
       <w:sdtContent>
@@ -2611,7 +2611,7 @@
           <w:r>
             <w:fldChar w:fldCharType="separate"/>
           </w:r>
-          <w:hyperlink w:anchor="_Toc242536664" w:history="1">
+          <w:hyperlink w:anchor="_Toc242538662" w:history="1">
             <w:r>
               <w:rPr>
                 <w:rStyle w:val="Hipervnculo"/>
@@ -2635,7 +2635,7 @@
               <w:rPr>
                 <w:noProof/>
               </w:rPr>
-              <w:instrText xml:space="preserve"> PAGEREF _Toc242536664 \h </w:instrText>
+              <w:instrText xml:space="preserve"> PAGEREF _Toc242538662 \h </w:instrText>
             </w:r>
             <w:r>
               <w:rPr>
@@ -2675,7 +2675,7 @@
               <w14:ligatures w14:val="standardContextual"/>
             </w:rPr>
           </w:pPr>
-          <w:hyperlink w:anchor="_Toc242536665" w:history="1">
+          <w:hyperlink w:anchor="_Toc242538663" w:history="1">
             <w:r>
               <w:rPr>
                 <w:rStyle w:val="Hipervnculo"/>
@@ -2699,7 +2699,7 @@
               <w:rPr>
                 <w:noProof/>
               </w:rPr>
-              <w:instrText xml:space="preserve"> PAGEREF _Toc242536665 \h </w:instrText>
+              <w:instrText xml:space="preserve"> PAGEREF _Toc242538663 \h </w:instrText>
             </w:r>
             <w:r>
               <w:rPr>
@@ -2749,7 +2749,7 @@
       <w:pPr>
         <w:pStyle w:val="Ttulo1"/>
       </w:pPr>
-      <w:bookmarkStart w:id="0" w:name="_Toc242536664"/>
+      <w:bookmarkStart w:id="0" w:name="_Toc242538662"/>
       <w:r>
         <w:lastRenderedPageBreak/>
         <w:t>1. Cómo se gestiona el conocimiento</w:t>
@@ -2778,7 +2778,7 @@
       <w:pPr>
         <w:pStyle w:val="Ttulo1"/>
       </w:pPr>
-      <w:bookmarkStart w:id="1" w:name="_Toc242536665"/>
+      <w:bookmarkStart w:id="1" w:name="_Toc242538663"/>
       <w:r>
         <w:t>2. Lecciones registradas</w:t>
       </w:r>
@@ -2826,7 +2826,7 @@
           <w:left w:w="10" w:type="dxa"/>
           <w:right w:w="10" w:type="dxa"/>
         </w:tblCellMar>
-        <w:tblLook w:val="04A0" w:firstRow="1" w:lastRow="0" w:firstColumn="1" w:lastColumn="0" w:noHBand="0" w:noVBand="1"/>
+        <w:tblLook w:val="0000" w:firstRow="0" w:lastRow="0" w:firstColumn="0" w:lastColumn="0" w:noHBand="0" w:noVBand="0"/>
       </w:tblPr>
       <w:tblGrid>
         <w:gridCol w:w="874"/>
@@ -5952,118 +5952,10 @@
 <file path=word/numbering.xml><?xml version="1.0" encoding="utf-8"?>
 <w:numbering xmlns:wpc="http://schemas.microsoft.com/office/word/2010/wordprocessingCanvas" xmlns:cx="http://schemas.microsoft.com/office/drawing/2014/chartex" xmlns:cx1="http://schemas.microsoft.com/office/drawing/2015/9/8/chartex" xmlns:cx2="http://schemas.microsoft.com/office/drawing/2015/10/21/chartex" xmlns:cx3="http://schemas.microsoft.com/office/drawing/2016/5/9/chartex" xmlns:cx4="http://schemas.microsoft.com/office/drawing/2016/5/10/chartex" xmlns:cx5="http://schemas.microsoft.com/office/drawing/2016/5/11/chartex" xmlns:cx6="http://schemas.microsoft.com/office/drawing/2016/5/12/chartex" xmlns:cx7="http://schemas.microsoft.com/office/drawing/2016/5/13/chartex" xmlns:cx8="http://schemas.microsoft.com/office/drawing/2016/5/14/chartex" xmlns:mc="http://schemas.openxmlformats.org/markup-compatibility/2006" xmlns:aink="http://schemas.microsoft.com/office/drawing/2016/ink" xmlns:am3d="http://schemas.microsoft.com/office/drawing/2017/model3d" xmlns:o="urn:schemas-microsoft-com:office:office" xmlns:oel="http://schemas.microsoft.com/office/2019/extlst" xmlns:r="http://schemas.openxmlformats.org/officeDocument/2006/relationships" xmlns:m="http://schemas.openxmlformats.org/officeDocument/2006/math" xmlns:v="urn:schemas-microsoft-com:vml" xmlns:wp14="http://schemas.microsoft.com/office/word/2010/wordprocessingDrawing" xmlns:wp="http://schemas.openxmlformats.org/drawingml/2006/wordprocessingDrawing" xmlns:w10="urn:schemas-microsoft-com:office:word" xmlns:w="http://schemas.openxmlformats.org/wordprocessingml/2006/main" xmlns:w14="http://schemas.microsoft.com/office/word/2010/wordml" xmlns:w15="http://schemas.microsoft.com/office/word/2012/wordml" xmlns:w16cex="http://schemas.microsoft.com/office/word/2018/wordml/cex" xmlns:w16cid="http://schemas.microsoft.com/office/word/2016/wordml/cid" xmlns:w16="http://schemas.microsoft.com/office/word/2018/wordml" xmlns:w16du="http://schemas.microsoft.com/office/word/2023/wordml/word16du" xmlns:w16sdtdh="http://schemas.microsoft.com/office/word/2020/wordml/sdtdatahash" xmlns:w16sdtfl="http://schemas.microsoft.com/office/word/2024/wordml/sdtformatlock" xmlns:w16se="http://schemas.microsoft.com/office/word/2015/wordml/symex" xmlns:wpg="http://schemas.microsoft.com/office/word/2010/wordprocessingGroup" xmlns:wpi="http://schemas.microsoft.com/office/word/2010/wordprocessingInk" xmlns:wne="http://schemas.microsoft.com/office/word/2006/wordml" xmlns:wps="http://schemas.microsoft.com/office/word/2010/wordprocessingShape" mc:Ignorable="w14 w15 w16se w16cid w16 w16cex w16sdtdh w16sdtfl w16du wp14">
   <w:abstractNum w:abstractNumId="0" w15:restartNumberingAfterBreak="0">
-    <w:nsid w:val="021D33EE"/>
+    <w:nsid w:val="2CDC3443"/>
     <w:multiLevelType w:val="hybridMultilevel"/>
-    <w:tmpl w:val="F7D8A310"/>
-    <w:lvl w:ilvl="0" w:tplc="2C9E2342">
-      <w:start w:val="1"/>
-      <w:numFmt w:val="bullet"/>
-      <w:lvlText w:val="•"/>
-      <w:lvlJc w:val="left"/>
-      <w:pPr>
-        <w:ind w:left="560" w:hanging="280"/>
-      </w:pPr>
-    </w:lvl>
-    <w:lvl w:ilvl="1" w:tplc="0792EB5E">
-      <w:numFmt w:val="decimal"/>
-      <w:lvlText w:val=""/>
-      <w:lvlJc w:val="left"/>
-    </w:lvl>
-    <w:lvl w:ilvl="2" w:tplc="168414AA">
-      <w:numFmt w:val="decimal"/>
-      <w:lvlText w:val=""/>
-      <w:lvlJc w:val="left"/>
-    </w:lvl>
-    <w:lvl w:ilvl="3" w:tplc="FEE2F20E">
-      <w:numFmt w:val="decimal"/>
-      <w:lvlText w:val=""/>
-      <w:lvlJc w:val="left"/>
-    </w:lvl>
-    <w:lvl w:ilvl="4" w:tplc="CE32F112">
-      <w:numFmt w:val="decimal"/>
-      <w:lvlText w:val=""/>
-      <w:lvlJc w:val="left"/>
-    </w:lvl>
-    <w:lvl w:ilvl="5" w:tplc="CD3AD4C8">
-      <w:numFmt w:val="decimal"/>
-      <w:lvlText w:val=""/>
-      <w:lvlJc w:val="left"/>
-    </w:lvl>
-    <w:lvl w:ilvl="6" w:tplc="B78E6592">
-      <w:numFmt w:val="decimal"/>
-      <w:lvlText w:val=""/>
-      <w:lvlJc w:val="left"/>
-    </w:lvl>
-    <w:lvl w:ilvl="7" w:tplc="2D686902">
-      <w:numFmt w:val="decimal"/>
-      <w:lvlText w:val=""/>
-      <w:lvlJc w:val="left"/>
-    </w:lvl>
-    <w:lvl w:ilvl="8" w:tplc="FC84FF50">
-      <w:numFmt w:val="decimal"/>
-      <w:lvlText w:val=""/>
-      <w:lvlJc w:val="left"/>
-    </w:lvl>
-  </w:abstractNum>
-  <w:abstractNum w:abstractNumId="1" w15:restartNumberingAfterBreak="0">
-    <w:nsid w:val="19E35BC6"/>
-    <w:multiLevelType w:val="hybridMultilevel"/>
-    <w:tmpl w:val="2E98D3A2"/>
-    <w:lvl w:ilvl="0" w:tplc="7BA845C8">
-      <w:start w:val="1"/>
-      <w:numFmt w:val="decimal"/>
-      <w:lvlText w:val="%1."/>
-      <w:lvlJc w:val="left"/>
-      <w:pPr>
-        <w:ind w:left="560" w:hanging="340"/>
-      </w:pPr>
-    </w:lvl>
-    <w:lvl w:ilvl="1" w:tplc="7D5242DE">
-      <w:numFmt w:val="decimal"/>
-      <w:lvlText w:val=""/>
-      <w:lvlJc w:val="left"/>
-    </w:lvl>
-    <w:lvl w:ilvl="2" w:tplc="B78AB17E">
-      <w:numFmt w:val="decimal"/>
-      <w:lvlText w:val=""/>
-      <w:lvlJc w:val="left"/>
-    </w:lvl>
-    <w:lvl w:ilvl="3" w:tplc="B984B5C8">
-      <w:numFmt w:val="decimal"/>
-      <w:lvlText w:val=""/>
-      <w:lvlJc w:val="left"/>
-    </w:lvl>
-    <w:lvl w:ilvl="4" w:tplc="32068314">
-      <w:numFmt w:val="decimal"/>
-      <w:lvlText w:val=""/>
-      <w:lvlJc w:val="left"/>
-    </w:lvl>
-    <w:lvl w:ilvl="5" w:tplc="0436CE12">
-      <w:numFmt w:val="decimal"/>
-      <w:lvlText w:val=""/>
-      <w:lvlJc w:val="left"/>
-    </w:lvl>
-    <w:lvl w:ilvl="6" w:tplc="0ED8BE84">
-      <w:numFmt w:val="decimal"/>
-      <w:lvlText w:val=""/>
-      <w:lvlJc w:val="left"/>
-    </w:lvl>
-    <w:lvl w:ilvl="7" w:tplc="5574C166">
-      <w:numFmt w:val="decimal"/>
-      <w:lvlText w:val=""/>
-      <w:lvlJc w:val="left"/>
-    </w:lvl>
-    <w:lvl w:ilvl="8" w:tplc="16787814">
-      <w:numFmt w:val="decimal"/>
-      <w:lvlText w:val=""/>
-      <w:lvlJc w:val="left"/>
-    </w:lvl>
-  </w:abstractNum>
-  <w:abstractNum w:abstractNumId="2" w15:restartNumberingAfterBreak="0">
-    <w:nsid w:val="44F34F51"/>
-    <w:multiLevelType w:val="hybridMultilevel"/>
-    <w:tmpl w:val="3394019E"/>
-    <w:lvl w:ilvl="0" w:tplc="46967EAE">
+    <w:tmpl w:val="7E449D76"/>
+    <w:lvl w:ilvl="0" w:tplc="678E541A">
       <w:start w:val="1"/>
       <w:numFmt w:val="bullet"/>
       <w:lvlText w:val="●"/>
@@ -6072,7 +5964,7 @@
         <w:ind w:left="720" w:hanging="360"/>
       </w:pPr>
     </w:lvl>
-    <w:lvl w:ilvl="1" w:tplc="546E6CA6">
+    <w:lvl w:ilvl="1" w:tplc="EEAA85A2">
       <w:start w:val="1"/>
       <w:numFmt w:val="bullet"/>
       <w:lvlText w:val="○"/>
@@ -6081,7 +5973,7 @@
         <w:ind w:left="1440" w:hanging="360"/>
       </w:pPr>
     </w:lvl>
-    <w:lvl w:ilvl="2" w:tplc="7DE661D8">
+    <w:lvl w:ilvl="2" w:tplc="F86E4168">
       <w:start w:val="1"/>
       <w:numFmt w:val="bullet"/>
       <w:lvlText w:val="■"/>
@@ -6090,7 +5982,7 @@
         <w:ind w:left="2160" w:hanging="360"/>
       </w:pPr>
     </w:lvl>
-    <w:lvl w:ilvl="3" w:tplc="35B8571E">
+    <w:lvl w:ilvl="3" w:tplc="9DF06F18">
       <w:start w:val="1"/>
       <w:numFmt w:val="bullet"/>
       <w:lvlText w:val="●"/>
@@ -6099,7 +5991,7 @@
         <w:ind w:left="2880" w:hanging="360"/>
       </w:pPr>
     </w:lvl>
-    <w:lvl w:ilvl="4" w:tplc="A3D6B616">
+    <w:lvl w:ilvl="4" w:tplc="4FE8F942">
       <w:start w:val="1"/>
       <w:numFmt w:val="bullet"/>
       <w:lvlText w:val="○"/>
@@ -6108,7 +6000,7 @@
         <w:ind w:left="3600" w:hanging="360"/>
       </w:pPr>
     </w:lvl>
-    <w:lvl w:ilvl="5" w:tplc="FD400CFE">
+    <w:lvl w:ilvl="5" w:tplc="02E41C2A">
       <w:start w:val="1"/>
       <w:numFmt w:val="bullet"/>
       <w:lvlText w:val="■"/>
@@ -6117,7 +6009,7 @@
         <w:ind w:left="4320" w:hanging="360"/>
       </w:pPr>
     </w:lvl>
-    <w:lvl w:ilvl="6" w:tplc="AD8C52B8">
+    <w:lvl w:ilvl="6" w:tplc="CE66D4AC">
       <w:start w:val="1"/>
       <w:numFmt w:val="bullet"/>
       <w:lvlText w:val="●"/>
@@ -6126,7 +6018,7 @@
         <w:ind w:left="5040" w:hanging="360"/>
       </w:pPr>
     </w:lvl>
-    <w:lvl w:ilvl="7" w:tplc="D08659FC">
+    <w:lvl w:ilvl="7" w:tplc="81783B3E">
       <w:start w:val="1"/>
       <w:numFmt w:val="bullet"/>
       <w:lvlText w:val="●"/>
@@ -6135,7 +6027,7 @@
         <w:ind w:left="5760" w:hanging="360"/>
       </w:pPr>
     </w:lvl>
-    <w:lvl w:ilvl="8" w:tplc="AB2E99BE">
+    <w:lvl w:ilvl="8" w:tplc="021E747C">
       <w:start w:val="1"/>
       <w:numFmt w:val="bullet"/>
       <w:lvlText w:val="●"/>
@@ -6145,8 +6037,116 @@
       </w:pPr>
     </w:lvl>
   </w:abstractNum>
-  <w:num w:numId="1" w16cid:durableId="1289748552">
-    <w:abstractNumId w:val="2"/>
+  <w:abstractNum w:abstractNumId="1" w15:restartNumberingAfterBreak="0">
+    <w:nsid w:val="38EB4A67"/>
+    <w:multiLevelType w:val="hybridMultilevel"/>
+    <w:tmpl w:val="3BCE9A30"/>
+    <w:lvl w:ilvl="0" w:tplc="C44AC9FE">
+      <w:start w:val="1"/>
+      <w:numFmt w:val="decimal"/>
+      <w:lvlText w:val="%1."/>
+      <w:lvlJc w:val="left"/>
+      <w:pPr>
+        <w:ind w:left="560" w:hanging="340"/>
+      </w:pPr>
+    </w:lvl>
+    <w:lvl w:ilvl="1" w:tplc="BC2EA230">
+      <w:numFmt w:val="decimal"/>
+      <w:lvlText w:val=""/>
+      <w:lvlJc w:val="left"/>
+    </w:lvl>
+    <w:lvl w:ilvl="2" w:tplc="851AD836">
+      <w:numFmt w:val="decimal"/>
+      <w:lvlText w:val=""/>
+      <w:lvlJc w:val="left"/>
+    </w:lvl>
+    <w:lvl w:ilvl="3" w:tplc="4E86FE48">
+      <w:numFmt w:val="decimal"/>
+      <w:lvlText w:val=""/>
+      <w:lvlJc w:val="left"/>
+    </w:lvl>
+    <w:lvl w:ilvl="4" w:tplc="AE44DB08">
+      <w:numFmt w:val="decimal"/>
+      <w:lvlText w:val=""/>
+      <w:lvlJc w:val="left"/>
+    </w:lvl>
+    <w:lvl w:ilvl="5" w:tplc="3E00E15A">
+      <w:numFmt w:val="decimal"/>
+      <w:lvlText w:val=""/>
+      <w:lvlJc w:val="left"/>
+    </w:lvl>
+    <w:lvl w:ilvl="6" w:tplc="CC7EA58E">
+      <w:numFmt w:val="decimal"/>
+      <w:lvlText w:val=""/>
+      <w:lvlJc w:val="left"/>
+    </w:lvl>
+    <w:lvl w:ilvl="7" w:tplc="CE52C93C">
+      <w:numFmt w:val="decimal"/>
+      <w:lvlText w:val=""/>
+      <w:lvlJc w:val="left"/>
+    </w:lvl>
+    <w:lvl w:ilvl="8" w:tplc="BDF4AB2E">
+      <w:numFmt w:val="decimal"/>
+      <w:lvlText w:val=""/>
+      <w:lvlJc w:val="left"/>
+    </w:lvl>
+  </w:abstractNum>
+  <w:abstractNum w:abstractNumId="2" w15:restartNumberingAfterBreak="0">
+    <w:nsid w:val="56FB1A7C"/>
+    <w:multiLevelType w:val="hybridMultilevel"/>
+    <w:tmpl w:val="9ECA2B62"/>
+    <w:lvl w:ilvl="0" w:tplc="D5EC3F54">
+      <w:start w:val="1"/>
+      <w:numFmt w:val="bullet"/>
+      <w:lvlText w:val="•"/>
+      <w:lvlJc w:val="left"/>
+      <w:pPr>
+        <w:ind w:left="560" w:hanging="280"/>
+      </w:pPr>
+    </w:lvl>
+    <w:lvl w:ilvl="1" w:tplc="FB8A92F8">
+      <w:numFmt w:val="decimal"/>
+      <w:lvlText w:val=""/>
+      <w:lvlJc w:val="left"/>
+    </w:lvl>
+    <w:lvl w:ilvl="2" w:tplc="DE8E9E3A">
+      <w:numFmt w:val="decimal"/>
+      <w:lvlText w:val=""/>
+      <w:lvlJc w:val="left"/>
+    </w:lvl>
+    <w:lvl w:ilvl="3" w:tplc="B730383A">
+      <w:numFmt w:val="decimal"/>
+      <w:lvlText w:val=""/>
+      <w:lvlJc w:val="left"/>
+    </w:lvl>
+    <w:lvl w:ilvl="4" w:tplc="866C59CA">
+      <w:numFmt w:val="decimal"/>
+      <w:lvlText w:val=""/>
+      <w:lvlJc w:val="left"/>
+    </w:lvl>
+    <w:lvl w:ilvl="5" w:tplc="063C9BA8">
+      <w:numFmt w:val="decimal"/>
+      <w:lvlText w:val=""/>
+      <w:lvlJc w:val="left"/>
+    </w:lvl>
+    <w:lvl w:ilvl="6" w:tplc="FC3662E2">
+      <w:numFmt w:val="decimal"/>
+      <w:lvlText w:val=""/>
+      <w:lvlJc w:val="left"/>
+    </w:lvl>
+    <w:lvl w:ilvl="7" w:tplc="F9583138">
+      <w:numFmt w:val="decimal"/>
+      <w:lvlText w:val=""/>
+      <w:lvlJc w:val="left"/>
+    </w:lvl>
+    <w:lvl w:ilvl="8" w:tplc="B824B622">
+      <w:numFmt w:val="decimal"/>
+      <w:lvlText w:val=""/>
+      <w:lvlJc w:val="left"/>
+    </w:lvl>
+  </w:abstractNum>
+  <w:num w:numId="1" w16cid:durableId="2021465562">
+    <w:abstractNumId w:val="0"/>
     <w:lvlOverride w:ilvl="0">
       <w:startOverride w:val="1"/>
     </w:lvlOverride>
@@ -6739,7 +6739,7 @@
     <w:autoRedefine/>
     <w:uiPriority w:val="39"/>
     <w:unhideWhenUsed/>
-    <w:rsid w:val="009F2D54"/>
+    <w:rsid w:val="00167453"/>
     <w:pPr>
       <w:spacing w:after="100"/>
     </w:pPr>

--- a/public/documentos/GOB-08-registro-de-lecciones-aprendidas.docx
+++ b/public/documentos/GOB-08-registro-de-lecciones-aprendidas.docx
@@ -18,7 +18,7 @@
           <w:left w:w="10" w:type="dxa"/>
           <w:right w:w="10" w:type="dxa"/>
         </w:tblCellMar>
-        <w:tblLook w:val="0000" w:firstRow="0" w:lastRow="0" w:firstColumn="0" w:lastColumn="0" w:noHBand="0" w:noVBand="0"/>
+        <w:tblLook w:val="04A0" w:firstRow="1" w:lastRow="0" w:firstColumn="1" w:lastColumn="0" w:noHBand="0" w:noVBand="1"/>
       </w:tblPr>
       <w:tblGrid>
         <w:gridCol w:w="1757"/>
@@ -52,7 +52,7 @@
                 <w:noProof/>
               </w:rPr>
               <w:drawing>
-                <wp:inline distT="0" distB="0" distL="0" distR="0" wp14:anchorId="2E01B7FF" wp14:editId="12FC88B5">
+                <wp:inline distT="0" distB="0" distL="0" distR="0" wp14:anchorId="2CC03A89" wp14:editId="65926E36">
                   <wp:extent cx="990600" cy="990600"/>
                   <wp:effectExtent l="0" t="0" r="0" b="0"/>
                   <wp:docPr id="1" name="Imagen 1"/>
@@ -171,10 +171,10 @@
                 <w:noProof/>
               </w:rPr>
               <w:drawing>
-                <wp:inline distT="0" distB="0" distL="0" distR="0" wp14:anchorId="7D153DC6" wp14:editId="32EFD3B6">
+                <wp:inline distT="0" distB="0" distL="0" distR="0" wp14:anchorId="3D9B02A8" wp14:editId="7EC1B63A">
                   <wp:extent cx="800100" cy="800100"/>
                   <wp:effectExtent l="0" t="0" r="0" b="0"/>
-                  <wp:docPr id="1217551365" name="Imagen 1217551365"/>
+                  <wp:docPr id="1004922969" name="Imagen 1004922969"/>
                   <wp:cNvGraphicFramePr>
                     <a:graphicFrameLocks xmlns:a="http://schemas.openxmlformats.org/drawingml/2006/main" noChangeAspect="1"/>
                   </wp:cNvGraphicFramePr>
@@ -308,7 +308,7 @@
           <w:left w:w="10" w:type="dxa"/>
           <w:right w:w="10" w:type="dxa"/>
         </w:tblCellMar>
-        <w:tblLook w:val="0000" w:firstRow="0" w:lastRow="0" w:firstColumn="0" w:lastColumn="0" w:noHBand="0" w:noVBand="0"/>
+        <w:tblLook w:val="04A0" w:firstRow="1" w:lastRow="0" w:firstColumn="1" w:lastColumn="0" w:noHBand="0" w:noVBand="1"/>
       </w:tblPr>
       <w:tblGrid>
         <w:gridCol w:w="2636"/>
@@ -786,7 +786,7 @@
           <w:left w:w="10" w:type="dxa"/>
           <w:right w:w="10" w:type="dxa"/>
         </w:tblCellMar>
-        <w:tblLook w:val="0000" w:firstRow="0" w:lastRow="0" w:firstColumn="0" w:lastColumn="0" w:noHBand="0" w:noVBand="0"/>
+        <w:tblLook w:val="04A0" w:firstRow="1" w:lastRow="0" w:firstColumn="1" w:lastColumn="0" w:noHBand="0" w:noVBand="1"/>
       </w:tblPr>
       <w:tblGrid>
         <w:gridCol w:w="4042"/>
@@ -1399,7 +1399,7 @@
           <w:left w:w="10" w:type="dxa"/>
           <w:right w:w="10" w:type="dxa"/>
         </w:tblCellMar>
-        <w:tblLook w:val="0000" w:firstRow="0" w:lastRow="0" w:firstColumn="0" w:lastColumn="0" w:noHBand="0" w:noVBand="0"/>
+        <w:tblLook w:val="04A0" w:firstRow="1" w:lastRow="0" w:firstColumn="1" w:lastColumn="0" w:noHBand="0" w:noVBand="1"/>
       </w:tblPr>
       <w:tblGrid>
         <w:gridCol w:w="2636"/>
@@ -1817,7 +1817,7 @@
           <w:left w:w="10" w:type="dxa"/>
           <w:right w:w="10" w:type="dxa"/>
         </w:tblCellMar>
-        <w:tblLook w:val="0000" w:firstRow="0" w:lastRow="0" w:firstColumn="0" w:lastColumn="0" w:noHBand="0" w:noVBand="0"/>
+        <w:tblLook w:val="04A0" w:firstRow="1" w:lastRow="0" w:firstColumn="1" w:lastColumn="0" w:noHBand="0" w:noVBand="1"/>
       </w:tblPr>
       <w:tblGrid>
         <w:gridCol w:w="1054"/>
@@ -2158,7 +2158,7 @@
           <w:left w:w="10" w:type="dxa"/>
           <w:right w:w="10" w:type="dxa"/>
         </w:tblCellMar>
-        <w:tblLook w:val="0000" w:firstRow="0" w:lastRow="0" w:firstColumn="0" w:lastColumn="0" w:noHBand="0" w:noVBand="0"/>
+        <w:tblLook w:val="04A0" w:firstRow="1" w:lastRow="0" w:firstColumn="1" w:lastColumn="0" w:noHBand="0" w:noVBand="1"/>
       </w:tblPr>
       <w:tblGrid>
         <w:gridCol w:w="2636"/>
@@ -2498,7 +2498,7 @@
           <w:left w:w="10" w:type="dxa"/>
           <w:right w:w="10" w:type="dxa"/>
         </w:tblCellMar>
-        <w:tblLook w:val="0000" w:firstRow="0" w:lastRow="0" w:firstColumn="0" w:lastColumn="0" w:noHBand="0" w:noVBand="0"/>
+        <w:tblLook w:val="04A0" w:firstRow="1" w:lastRow="0" w:firstColumn="1" w:lastColumn="0" w:noHBand="0" w:noVBand="1"/>
       </w:tblPr>
       <w:tblGrid>
         <w:gridCol w:w="8787"/>
@@ -2585,7 +2585,7 @@
     <w:sdt>
       <w:sdtPr>
         <w:alias w:val="Contenido"/>
-        <w:id w:val="1440331235"/>
+        <w:id w:val="1961307413"/>
       </w:sdtPr>
       <w:sdtEndPr/>
       <w:sdtContent>
@@ -2611,7 +2611,7 @@
           <w:r>
             <w:fldChar w:fldCharType="separate"/>
           </w:r>
-          <w:hyperlink w:anchor="_Toc242538662" w:history="1">
+          <w:hyperlink w:anchor="_Toc242540236" w:history="1">
             <w:r>
               <w:rPr>
                 <w:rStyle w:val="Hipervnculo"/>
@@ -2635,7 +2635,7 @@
               <w:rPr>
                 <w:noProof/>
               </w:rPr>
-              <w:instrText xml:space="preserve"> PAGEREF _Toc242538662 \h </w:instrText>
+              <w:instrText xml:space="preserve"> PAGEREF _Toc242540236 \h </w:instrText>
             </w:r>
             <w:r>
               <w:rPr>
@@ -2675,7 +2675,7 @@
               <w14:ligatures w14:val="standardContextual"/>
             </w:rPr>
           </w:pPr>
-          <w:hyperlink w:anchor="_Toc242538663" w:history="1">
+          <w:hyperlink w:anchor="_Toc242540237" w:history="1">
             <w:r>
               <w:rPr>
                 <w:rStyle w:val="Hipervnculo"/>
@@ -2699,7 +2699,7 @@
               <w:rPr>
                 <w:noProof/>
               </w:rPr>
-              <w:instrText xml:space="preserve"> PAGEREF _Toc242538663 \h </w:instrText>
+              <w:instrText xml:space="preserve"> PAGEREF _Toc242540237 \h </w:instrText>
             </w:r>
             <w:r>
               <w:rPr>
@@ -2749,7 +2749,7 @@
       <w:pPr>
         <w:pStyle w:val="Ttulo1"/>
       </w:pPr>
-      <w:bookmarkStart w:id="0" w:name="_Toc242538662"/>
+      <w:bookmarkStart w:id="0" w:name="_Toc242540236"/>
       <w:r>
         <w:lastRenderedPageBreak/>
         <w:t>1. Cómo se gestiona el conocimiento</w:t>
@@ -2778,7 +2778,7 @@
       <w:pPr>
         <w:pStyle w:val="Ttulo1"/>
       </w:pPr>
-      <w:bookmarkStart w:id="1" w:name="_Toc242538663"/>
+      <w:bookmarkStart w:id="1" w:name="_Toc242540237"/>
       <w:r>
         <w:t>2. Lecciones registradas</w:t>
       </w:r>
@@ -2826,7 +2826,7 @@
           <w:left w:w="10" w:type="dxa"/>
           <w:right w:w="10" w:type="dxa"/>
         </w:tblCellMar>
-        <w:tblLook w:val="0000" w:firstRow="0" w:lastRow="0" w:firstColumn="0" w:lastColumn="0" w:noHBand="0" w:noVBand="0"/>
+        <w:tblLook w:val="04A0" w:firstRow="1" w:lastRow="0" w:firstColumn="1" w:lastColumn="0" w:noHBand="0" w:noVBand="1"/>
       </w:tblPr>
       <w:tblGrid>
         <w:gridCol w:w="874"/>
@@ -5952,10 +5952,64 @@
 <file path=word/numbering.xml><?xml version="1.0" encoding="utf-8"?>
 <w:numbering xmlns:wpc="http://schemas.microsoft.com/office/word/2010/wordprocessingCanvas" xmlns:cx="http://schemas.microsoft.com/office/drawing/2014/chartex" xmlns:cx1="http://schemas.microsoft.com/office/drawing/2015/9/8/chartex" xmlns:cx2="http://schemas.microsoft.com/office/drawing/2015/10/21/chartex" xmlns:cx3="http://schemas.microsoft.com/office/drawing/2016/5/9/chartex" xmlns:cx4="http://schemas.microsoft.com/office/drawing/2016/5/10/chartex" xmlns:cx5="http://schemas.microsoft.com/office/drawing/2016/5/11/chartex" xmlns:cx6="http://schemas.microsoft.com/office/drawing/2016/5/12/chartex" xmlns:cx7="http://schemas.microsoft.com/office/drawing/2016/5/13/chartex" xmlns:cx8="http://schemas.microsoft.com/office/drawing/2016/5/14/chartex" xmlns:mc="http://schemas.openxmlformats.org/markup-compatibility/2006" xmlns:aink="http://schemas.microsoft.com/office/drawing/2016/ink" xmlns:am3d="http://schemas.microsoft.com/office/drawing/2017/model3d" xmlns:o="urn:schemas-microsoft-com:office:office" xmlns:oel="http://schemas.microsoft.com/office/2019/extlst" xmlns:r="http://schemas.openxmlformats.org/officeDocument/2006/relationships" xmlns:m="http://schemas.openxmlformats.org/officeDocument/2006/math" xmlns:v="urn:schemas-microsoft-com:vml" xmlns:wp14="http://schemas.microsoft.com/office/word/2010/wordprocessingDrawing" xmlns:wp="http://schemas.openxmlformats.org/drawingml/2006/wordprocessingDrawing" xmlns:w10="urn:schemas-microsoft-com:office:word" xmlns:w="http://schemas.openxmlformats.org/wordprocessingml/2006/main" xmlns:w14="http://schemas.microsoft.com/office/word/2010/wordml" xmlns:w15="http://schemas.microsoft.com/office/word/2012/wordml" xmlns:w16cex="http://schemas.microsoft.com/office/word/2018/wordml/cex" xmlns:w16cid="http://schemas.microsoft.com/office/word/2016/wordml/cid" xmlns:w16="http://schemas.microsoft.com/office/word/2018/wordml" xmlns:w16du="http://schemas.microsoft.com/office/word/2023/wordml/word16du" xmlns:w16sdtdh="http://schemas.microsoft.com/office/word/2020/wordml/sdtdatahash" xmlns:w16sdtfl="http://schemas.microsoft.com/office/word/2024/wordml/sdtformatlock" xmlns:w16se="http://schemas.microsoft.com/office/word/2015/wordml/symex" xmlns:wpg="http://schemas.microsoft.com/office/word/2010/wordprocessingGroup" xmlns:wpi="http://schemas.microsoft.com/office/word/2010/wordprocessingInk" xmlns:wne="http://schemas.microsoft.com/office/word/2006/wordml" xmlns:wps="http://schemas.microsoft.com/office/word/2010/wordprocessingShape" mc:Ignorable="w14 w15 w16se w16cid w16 w16cex w16sdtdh w16sdtfl w16du wp14">
   <w:abstractNum w:abstractNumId="0" w15:restartNumberingAfterBreak="0">
-    <w:nsid w:val="2CDC3443"/>
+    <w:nsid w:val="0A2A2434"/>
     <w:multiLevelType w:val="hybridMultilevel"/>
-    <w:tmpl w:val="7E449D76"/>
-    <w:lvl w:ilvl="0" w:tplc="678E541A">
+    <w:tmpl w:val="359AABCA"/>
+    <w:lvl w:ilvl="0" w:tplc="11AC5C3C">
+      <w:start w:val="1"/>
+      <w:numFmt w:val="bullet"/>
+      <w:lvlText w:val="•"/>
+      <w:lvlJc w:val="left"/>
+      <w:pPr>
+        <w:ind w:left="560" w:hanging="280"/>
+      </w:pPr>
+    </w:lvl>
+    <w:lvl w:ilvl="1" w:tplc="FB1A9BC0">
+      <w:numFmt w:val="decimal"/>
+      <w:lvlText w:val=""/>
+      <w:lvlJc w:val="left"/>
+    </w:lvl>
+    <w:lvl w:ilvl="2" w:tplc="85ACA748">
+      <w:numFmt w:val="decimal"/>
+      <w:lvlText w:val=""/>
+      <w:lvlJc w:val="left"/>
+    </w:lvl>
+    <w:lvl w:ilvl="3" w:tplc="2430978E">
+      <w:numFmt w:val="decimal"/>
+      <w:lvlText w:val=""/>
+      <w:lvlJc w:val="left"/>
+    </w:lvl>
+    <w:lvl w:ilvl="4" w:tplc="A9521ECA">
+      <w:numFmt w:val="decimal"/>
+      <w:lvlText w:val=""/>
+      <w:lvlJc w:val="left"/>
+    </w:lvl>
+    <w:lvl w:ilvl="5" w:tplc="9FD4099C">
+      <w:numFmt w:val="decimal"/>
+      <w:lvlText w:val=""/>
+      <w:lvlJc w:val="left"/>
+    </w:lvl>
+    <w:lvl w:ilvl="6" w:tplc="13286474">
+      <w:numFmt w:val="decimal"/>
+      <w:lvlText w:val=""/>
+      <w:lvlJc w:val="left"/>
+    </w:lvl>
+    <w:lvl w:ilvl="7" w:tplc="0A76B198">
+      <w:numFmt w:val="decimal"/>
+      <w:lvlText w:val=""/>
+      <w:lvlJc w:val="left"/>
+    </w:lvl>
+    <w:lvl w:ilvl="8" w:tplc="AA8649A2">
+      <w:numFmt w:val="decimal"/>
+      <w:lvlText w:val=""/>
+      <w:lvlJc w:val="left"/>
+    </w:lvl>
+  </w:abstractNum>
+  <w:abstractNum w:abstractNumId="1" w15:restartNumberingAfterBreak="0">
+    <w:nsid w:val="229A1828"/>
+    <w:multiLevelType w:val="hybridMultilevel"/>
+    <w:tmpl w:val="C1881B72"/>
+    <w:lvl w:ilvl="0" w:tplc="659211CC">
       <w:start w:val="1"/>
       <w:numFmt w:val="bullet"/>
       <w:lvlText w:val="●"/>
@@ -5964,7 +6018,7 @@
         <w:ind w:left="720" w:hanging="360"/>
       </w:pPr>
     </w:lvl>
-    <w:lvl w:ilvl="1" w:tplc="EEAA85A2">
+    <w:lvl w:ilvl="1" w:tplc="2A729F44">
       <w:start w:val="1"/>
       <w:numFmt w:val="bullet"/>
       <w:lvlText w:val="○"/>
@@ -5973,7 +6027,7 @@
         <w:ind w:left="1440" w:hanging="360"/>
       </w:pPr>
     </w:lvl>
-    <w:lvl w:ilvl="2" w:tplc="F86E4168">
+    <w:lvl w:ilvl="2" w:tplc="95B24E84">
       <w:start w:val="1"/>
       <w:numFmt w:val="bullet"/>
       <w:lvlText w:val="■"/>
@@ -5982,7 +6036,7 @@
         <w:ind w:left="2160" w:hanging="360"/>
       </w:pPr>
     </w:lvl>
-    <w:lvl w:ilvl="3" w:tplc="9DF06F18">
+    <w:lvl w:ilvl="3" w:tplc="9244B516">
       <w:start w:val="1"/>
       <w:numFmt w:val="bullet"/>
       <w:lvlText w:val="●"/>
@@ -5991,7 +6045,7 @@
         <w:ind w:left="2880" w:hanging="360"/>
       </w:pPr>
     </w:lvl>
-    <w:lvl w:ilvl="4" w:tplc="4FE8F942">
+    <w:lvl w:ilvl="4" w:tplc="BDEA5B92">
       <w:start w:val="1"/>
       <w:numFmt w:val="bullet"/>
       <w:lvlText w:val="○"/>
@@ -6000,7 +6054,7 @@
         <w:ind w:left="3600" w:hanging="360"/>
       </w:pPr>
     </w:lvl>
-    <w:lvl w:ilvl="5" w:tplc="02E41C2A">
+    <w:lvl w:ilvl="5" w:tplc="820C879E">
       <w:start w:val="1"/>
       <w:numFmt w:val="bullet"/>
       <w:lvlText w:val="■"/>
@@ -6009,7 +6063,7 @@
         <w:ind w:left="4320" w:hanging="360"/>
       </w:pPr>
     </w:lvl>
-    <w:lvl w:ilvl="6" w:tplc="CE66D4AC">
+    <w:lvl w:ilvl="6" w:tplc="5CD4CB4C">
       <w:start w:val="1"/>
       <w:numFmt w:val="bullet"/>
       <w:lvlText w:val="●"/>
@@ -6018,7 +6072,7 @@
         <w:ind w:left="5040" w:hanging="360"/>
       </w:pPr>
     </w:lvl>
-    <w:lvl w:ilvl="7" w:tplc="81783B3E">
+    <w:lvl w:ilvl="7" w:tplc="DD4C3E2E">
       <w:start w:val="1"/>
       <w:numFmt w:val="bullet"/>
       <w:lvlText w:val="●"/>
@@ -6027,7 +6081,7 @@
         <w:ind w:left="5760" w:hanging="360"/>
       </w:pPr>
     </w:lvl>
-    <w:lvl w:ilvl="8" w:tplc="021E747C">
+    <w:lvl w:ilvl="8" w:tplc="B8E0E21C">
       <w:start w:val="1"/>
       <w:numFmt w:val="bullet"/>
       <w:lvlText w:val="●"/>
@@ -6037,11 +6091,11 @@
       </w:pPr>
     </w:lvl>
   </w:abstractNum>
-  <w:abstractNum w:abstractNumId="1" w15:restartNumberingAfterBreak="0">
-    <w:nsid w:val="38EB4A67"/>
+  <w:abstractNum w:abstractNumId="2" w15:restartNumberingAfterBreak="0">
+    <w:nsid w:val="69C91636"/>
     <w:multiLevelType w:val="hybridMultilevel"/>
-    <w:tmpl w:val="3BCE9A30"/>
-    <w:lvl w:ilvl="0" w:tplc="C44AC9FE">
+    <w:tmpl w:val="918C2AF0"/>
+    <w:lvl w:ilvl="0" w:tplc="96BAD650">
       <w:start w:val="1"/>
       <w:numFmt w:val="decimal"/>
       <w:lvlText w:val="%1."/>
@@ -6050,103 +6104,49 @@
         <w:ind w:left="560" w:hanging="340"/>
       </w:pPr>
     </w:lvl>
-    <w:lvl w:ilvl="1" w:tplc="BC2EA230">
+    <w:lvl w:ilvl="1" w:tplc="7A6E49DE">
       <w:numFmt w:val="decimal"/>
       <w:lvlText w:val=""/>
       <w:lvlJc w:val="left"/>
     </w:lvl>
-    <w:lvl w:ilvl="2" w:tplc="851AD836">
+    <w:lvl w:ilvl="2" w:tplc="2A568C2E">
       <w:numFmt w:val="decimal"/>
       <w:lvlText w:val=""/>
       <w:lvlJc w:val="left"/>
     </w:lvl>
-    <w:lvl w:ilvl="3" w:tplc="4E86FE48">
+    <w:lvl w:ilvl="3" w:tplc="69045BE4">
       <w:numFmt w:val="decimal"/>
       <w:lvlText w:val=""/>
       <w:lvlJc w:val="left"/>
     </w:lvl>
-    <w:lvl w:ilvl="4" w:tplc="AE44DB08">
+    <w:lvl w:ilvl="4" w:tplc="AE5A1FEC">
       <w:numFmt w:val="decimal"/>
       <w:lvlText w:val=""/>
       <w:lvlJc w:val="left"/>
     </w:lvl>
-    <w:lvl w:ilvl="5" w:tplc="3E00E15A">
+    <w:lvl w:ilvl="5" w:tplc="00AAB39C">
       <w:numFmt w:val="decimal"/>
       <w:lvlText w:val=""/>
       <w:lvlJc w:val="left"/>
     </w:lvl>
-    <w:lvl w:ilvl="6" w:tplc="CC7EA58E">
+    <w:lvl w:ilvl="6" w:tplc="F7DEC44E">
       <w:numFmt w:val="decimal"/>
       <w:lvlText w:val=""/>
       <w:lvlJc w:val="left"/>
     </w:lvl>
-    <w:lvl w:ilvl="7" w:tplc="CE52C93C">
+    <w:lvl w:ilvl="7" w:tplc="99B8ABAE">
       <w:numFmt w:val="decimal"/>
       <w:lvlText w:val=""/>
       <w:lvlJc w:val="left"/>
     </w:lvl>
-    <w:lvl w:ilvl="8" w:tplc="BDF4AB2E">
+    <w:lvl w:ilvl="8" w:tplc="B1127E58">
       <w:numFmt w:val="decimal"/>
       <w:lvlText w:val=""/>
       <w:lvlJc w:val="left"/>
     </w:lvl>
   </w:abstractNum>
-  <w:abstractNum w:abstractNumId="2" w15:restartNumberingAfterBreak="0">
-    <w:nsid w:val="56FB1A7C"/>
-    <w:multiLevelType w:val="hybridMultilevel"/>
-    <w:tmpl w:val="9ECA2B62"/>
-    <w:lvl w:ilvl="0" w:tplc="D5EC3F54">
-      <w:start w:val="1"/>
-      <w:numFmt w:val="bullet"/>
-      <w:lvlText w:val="•"/>
-      <w:lvlJc w:val="left"/>
-      <w:pPr>
-        <w:ind w:left="560" w:hanging="280"/>
-      </w:pPr>
-    </w:lvl>
-    <w:lvl w:ilvl="1" w:tplc="FB8A92F8">
-      <w:numFmt w:val="decimal"/>
-      <w:lvlText w:val=""/>
-      <w:lvlJc w:val="left"/>
-    </w:lvl>
-    <w:lvl w:ilvl="2" w:tplc="DE8E9E3A">
-      <w:numFmt w:val="decimal"/>
-      <w:lvlText w:val=""/>
-      <w:lvlJc w:val="left"/>
-    </w:lvl>
-    <w:lvl w:ilvl="3" w:tplc="B730383A">
-      <w:numFmt w:val="decimal"/>
-      <w:lvlText w:val=""/>
-      <w:lvlJc w:val="left"/>
-    </w:lvl>
-    <w:lvl w:ilvl="4" w:tplc="866C59CA">
-      <w:numFmt w:val="decimal"/>
-      <w:lvlText w:val=""/>
-      <w:lvlJc w:val="left"/>
-    </w:lvl>
-    <w:lvl w:ilvl="5" w:tplc="063C9BA8">
-      <w:numFmt w:val="decimal"/>
-      <w:lvlText w:val=""/>
-      <w:lvlJc w:val="left"/>
-    </w:lvl>
-    <w:lvl w:ilvl="6" w:tplc="FC3662E2">
-      <w:numFmt w:val="decimal"/>
-      <w:lvlText w:val=""/>
-      <w:lvlJc w:val="left"/>
-    </w:lvl>
-    <w:lvl w:ilvl="7" w:tplc="F9583138">
-      <w:numFmt w:val="decimal"/>
-      <w:lvlText w:val=""/>
-      <w:lvlJc w:val="left"/>
-    </w:lvl>
-    <w:lvl w:ilvl="8" w:tplc="B824B622">
-      <w:numFmt w:val="decimal"/>
-      <w:lvlText w:val=""/>
-      <w:lvlJc w:val="left"/>
-    </w:lvl>
-  </w:abstractNum>
-  <w:num w:numId="1" w16cid:durableId="2021465562">
-    <w:abstractNumId w:val="0"/>
+  <w:num w:numId="1" w16cid:durableId="1016924423">
+    <w:abstractNumId w:val="1"/>
     <w:lvlOverride w:ilvl="0">
       <w:startOverride w:val="1"/>
     </w:lvlOverride>
@@ -6739,7 +6739,7 @@
     <w:autoRedefine/>
     <w:uiPriority w:val="39"/>
     <w:unhideWhenUsed/>
-    <w:rsid w:val="00167453"/>
+    <w:rsid w:val="003108AA"/>
     <w:pPr>
       <w:spacing w:after="100"/>
     </w:pPr>

--- a/public/documentos/GOB-08-registro-de-lecciones-aprendidas.docx
+++ b/public/documentos/GOB-08-registro-de-lecciones-aprendidas.docx
@@ -18,7 +18,7 @@
           <w:left w:w="10" w:type="dxa"/>
           <w:right w:w="10" w:type="dxa"/>
         </w:tblCellMar>
-        <w:tblLook w:val="04A0" w:firstRow="1" w:lastRow="0" w:firstColumn="1" w:lastColumn="0" w:noHBand="0" w:noVBand="1"/>
+        <w:tblLook w:val="0000" w:firstRow="0" w:lastRow="0" w:firstColumn="0" w:lastColumn="0" w:noHBand="0" w:noVBand="0"/>
       </w:tblPr>
       <w:tblGrid>
         <w:gridCol w:w="1757"/>
@@ -52,7 +52,7 @@
                 <w:noProof/>
               </w:rPr>
               <w:drawing>
-                <wp:inline distT="0" distB="0" distL="0" distR="0" wp14:anchorId="2CC03A89" wp14:editId="65926E36">
+                <wp:inline distT="0" distB="0" distL="0" distR="0" wp14:anchorId="2A7B8E19" wp14:editId="61071DC3">
                   <wp:extent cx="990600" cy="990600"/>
                   <wp:effectExtent l="0" t="0" r="0" b="0"/>
                   <wp:docPr id="1" name="Imagen 1"/>
@@ -171,10 +171,10 @@
                 <w:noProof/>
               </w:rPr>
               <w:drawing>
-                <wp:inline distT="0" distB="0" distL="0" distR="0" wp14:anchorId="3D9B02A8" wp14:editId="7EC1B63A">
+                <wp:inline distT="0" distB="0" distL="0" distR="0" wp14:anchorId="690DA305" wp14:editId="4B33E735">
                   <wp:extent cx="800100" cy="800100"/>
                   <wp:effectExtent l="0" t="0" r="0" b="0"/>
-                  <wp:docPr id="1004922969" name="Imagen 1004922969"/>
+                  <wp:docPr id="1352146200" name="Imagen 1352146200"/>
                   <wp:cNvGraphicFramePr>
                     <a:graphicFrameLocks xmlns:a="http://schemas.openxmlformats.org/drawingml/2006/main" noChangeAspect="1"/>
                   </wp:cNvGraphicFramePr>
@@ -308,7 +308,7 @@
           <w:left w:w="10" w:type="dxa"/>
           <w:right w:w="10" w:type="dxa"/>
         </w:tblCellMar>
-        <w:tblLook w:val="04A0" w:firstRow="1" w:lastRow="0" w:firstColumn="1" w:lastColumn="0" w:noHBand="0" w:noVBand="1"/>
+        <w:tblLook w:val="0000" w:firstRow="0" w:lastRow="0" w:firstColumn="0" w:lastColumn="0" w:noHBand="0" w:noVBand="0"/>
       </w:tblPr>
       <w:tblGrid>
         <w:gridCol w:w="2636"/>
@@ -786,7 +786,7 @@
           <w:left w:w="10" w:type="dxa"/>
           <w:right w:w="10" w:type="dxa"/>
         </w:tblCellMar>
-        <w:tblLook w:val="04A0" w:firstRow="1" w:lastRow="0" w:firstColumn="1" w:lastColumn="0" w:noHBand="0" w:noVBand="1"/>
+        <w:tblLook w:val="0000" w:firstRow="0" w:lastRow="0" w:firstColumn="0" w:lastColumn="0" w:noHBand="0" w:noVBand="0"/>
       </w:tblPr>
       <w:tblGrid>
         <w:gridCol w:w="4042"/>
@@ -1399,7 +1399,7 @@
           <w:left w:w="10" w:type="dxa"/>
           <w:right w:w="10" w:type="dxa"/>
         </w:tblCellMar>
-        <w:tblLook w:val="04A0" w:firstRow="1" w:lastRow="0" w:firstColumn="1" w:lastColumn="0" w:noHBand="0" w:noVBand="1"/>
+        <w:tblLook w:val="0000" w:firstRow="0" w:lastRow="0" w:firstColumn="0" w:lastColumn="0" w:noHBand="0" w:noVBand="0"/>
       </w:tblPr>
       <w:tblGrid>
         <w:gridCol w:w="2636"/>
@@ -1817,7 +1817,7 @@
           <w:left w:w="10" w:type="dxa"/>
           <w:right w:w="10" w:type="dxa"/>
         </w:tblCellMar>
-        <w:tblLook w:val="04A0" w:firstRow="1" w:lastRow="0" w:firstColumn="1" w:lastColumn="0" w:noHBand="0" w:noVBand="1"/>
+        <w:tblLook w:val="0000" w:firstRow="0" w:lastRow="0" w:firstColumn="0" w:lastColumn="0" w:noHBand="0" w:noVBand="0"/>
       </w:tblPr>
       <w:tblGrid>
         <w:gridCol w:w="1054"/>
@@ -2158,7 +2158,7 @@
           <w:left w:w="10" w:type="dxa"/>
           <w:right w:w="10" w:type="dxa"/>
         </w:tblCellMar>
-        <w:tblLook w:val="04A0" w:firstRow="1" w:lastRow="0" w:firstColumn="1" w:lastColumn="0" w:noHBand="0" w:noVBand="1"/>
+        <w:tblLook w:val="0000" w:firstRow="0" w:lastRow="0" w:firstColumn="0" w:lastColumn="0" w:noHBand="0" w:noVBand="0"/>
       </w:tblPr>
       <w:tblGrid>
         <w:gridCol w:w="2636"/>
@@ -2498,7 +2498,7 @@
           <w:left w:w="10" w:type="dxa"/>
           <w:right w:w="10" w:type="dxa"/>
         </w:tblCellMar>
-        <w:tblLook w:val="04A0" w:firstRow="1" w:lastRow="0" w:firstColumn="1" w:lastColumn="0" w:noHBand="0" w:noVBand="1"/>
+        <w:tblLook w:val="0000" w:firstRow="0" w:lastRow="0" w:firstColumn="0" w:lastColumn="0" w:noHBand="0" w:noVBand="0"/>
       </w:tblPr>
       <w:tblGrid>
         <w:gridCol w:w="8787"/>
@@ -2585,7 +2585,7 @@
     <w:sdt>
       <w:sdtPr>
         <w:alias w:val="Contenido"/>
-        <w:id w:val="1961307413"/>
+        <w:id w:val="1637295800"/>
       </w:sdtPr>
       <w:sdtEndPr/>
       <w:sdtContent>
@@ -2611,7 +2611,7 @@
           <w:r>
             <w:fldChar w:fldCharType="separate"/>
           </w:r>
-          <w:hyperlink w:anchor="_Toc242540236" w:history="1">
+          <w:hyperlink w:anchor="_Toc242543316" w:history="1">
             <w:r>
               <w:rPr>
                 <w:rStyle w:val="Hipervnculo"/>
@@ -2635,7 +2635,7 @@
               <w:rPr>
                 <w:noProof/>
               </w:rPr>
-              <w:instrText xml:space="preserve"> PAGEREF _Toc242540236 \h </w:instrText>
+              <w:instrText xml:space="preserve"> PAGEREF _Toc242543316 \h </w:instrText>
             </w:r>
             <w:r>
               <w:rPr>
@@ -2675,7 +2675,7 @@
               <w14:ligatures w14:val="standardContextual"/>
             </w:rPr>
           </w:pPr>
-          <w:hyperlink w:anchor="_Toc242540237" w:history="1">
+          <w:hyperlink w:anchor="_Toc242543317" w:history="1">
             <w:r>
               <w:rPr>
                 <w:rStyle w:val="Hipervnculo"/>
@@ -2699,7 +2699,7 @@
               <w:rPr>
                 <w:noProof/>
               </w:rPr>
-              <w:instrText xml:space="preserve"> PAGEREF _Toc242540237 \h </w:instrText>
+              <w:instrText xml:space="preserve"> PAGEREF _Toc242543317 \h </w:instrText>
             </w:r>
             <w:r>
               <w:rPr>
@@ -2749,7 +2749,7 @@
       <w:pPr>
         <w:pStyle w:val="Ttulo1"/>
       </w:pPr>
-      <w:bookmarkStart w:id="0" w:name="_Toc242540236"/>
+      <w:bookmarkStart w:id="0" w:name="_Toc242543316"/>
       <w:r>
         <w:lastRenderedPageBreak/>
         <w:t>1. Cómo se gestiona el conocimiento</w:t>
@@ -2778,7 +2778,7 @@
       <w:pPr>
         <w:pStyle w:val="Ttulo1"/>
       </w:pPr>
-      <w:bookmarkStart w:id="1" w:name="_Toc242540237"/>
+      <w:bookmarkStart w:id="1" w:name="_Toc242543317"/>
       <w:r>
         <w:t>2. Lecciones registradas</w:t>
       </w:r>
@@ -2826,7 +2826,7 @@
           <w:left w:w="10" w:type="dxa"/>
           <w:right w:w="10" w:type="dxa"/>
         </w:tblCellMar>
-        <w:tblLook w:val="04A0" w:firstRow="1" w:lastRow="0" w:firstColumn="1" w:lastColumn="0" w:noHBand="0" w:noVBand="1"/>
+        <w:tblLook w:val="0000" w:firstRow="0" w:lastRow="0" w:firstColumn="0" w:lastColumn="0" w:noHBand="0" w:noVBand="0"/>
       </w:tblPr>
       <w:tblGrid>
         <w:gridCol w:w="874"/>
@@ -5952,10 +5952,64 @@
 <file path=word/numbering.xml><?xml version="1.0" encoding="utf-8"?>
 <w:numbering xmlns:wpc="http://schemas.microsoft.com/office/word/2010/wordprocessingCanvas" xmlns:cx="http://schemas.microsoft.com/office/drawing/2014/chartex" xmlns:cx1="http://schemas.microsoft.com/office/drawing/2015/9/8/chartex" xmlns:cx2="http://schemas.microsoft.com/office/drawing/2015/10/21/chartex" xmlns:cx3="http://schemas.microsoft.com/office/drawing/2016/5/9/chartex" xmlns:cx4="http://schemas.microsoft.com/office/drawing/2016/5/10/chartex" xmlns:cx5="http://schemas.microsoft.com/office/drawing/2016/5/11/chartex" xmlns:cx6="http://schemas.microsoft.com/office/drawing/2016/5/12/chartex" xmlns:cx7="http://schemas.microsoft.com/office/drawing/2016/5/13/chartex" xmlns:cx8="http://schemas.microsoft.com/office/drawing/2016/5/14/chartex" xmlns:mc="http://schemas.openxmlformats.org/markup-compatibility/2006" xmlns:aink="http://schemas.microsoft.com/office/drawing/2016/ink" xmlns:am3d="http://schemas.microsoft.com/office/drawing/2017/model3d" xmlns:o="urn:schemas-microsoft-com:office:office" xmlns:oel="http://schemas.microsoft.com/office/2019/extlst" xmlns:r="http://schemas.openxmlformats.org/officeDocument/2006/relationships" xmlns:m="http://schemas.openxmlformats.org/officeDocument/2006/math" xmlns:v="urn:schemas-microsoft-com:vml" xmlns:wp14="http://schemas.microsoft.com/office/word/2010/wordprocessingDrawing" xmlns:wp="http://schemas.openxmlformats.org/drawingml/2006/wordprocessingDrawing" xmlns:w10="urn:schemas-microsoft-com:office:word" xmlns:w="http://schemas.openxmlformats.org/wordprocessingml/2006/main" xmlns:w14="http://schemas.microsoft.com/office/word/2010/wordml" xmlns:w15="http://schemas.microsoft.com/office/word/2012/wordml" xmlns:w16cex="http://schemas.microsoft.com/office/word/2018/wordml/cex" xmlns:w16cid="http://schemas.microsoft.com/office/word/2016/wordml/cid" xmlns:w16="http://schemas.microsoft.com/office/word/2018/wordml" xmlns:w16du="http://schemas.microsoft.com/office/word/2023/wordml/word16du" xmlns:w16sdtdh="http://schemas.microsoft.com/office/word/2020/wordml/sdtdatahash" xmlns:w16sdtfl="http://schemas.microsoft.com/office/word/2024/wordml/sdtformatlock" xmlns:w16se="http://schemas.microsoft.com/office/word/2015/wordml/symex" xmlns:wpg="http://schemas.microsoft.com/office/word/2010/wordprocessingGroup" xmlns:wpi="http://schemas.microsoft.com/office/word/2010/wordprocessingInk" xmlns:wne="http://schemas.microsoft.com/office/word/2006/wordml" xmlns:wps="http://schemas.microsoft.com/office/word/2010/wordprocessingShape" mc:Ignorable="w14 w15 w16se w16cid w16 w16cex w16sdtdh w16sdtfl w16du wp14">
   <w:abstractNum w:abstractNumId="0" w15:restartNumberingAfterBreak="0">
-    <w:nsid w:val="0A2A2434"/>
+    <w:nsid w:val="3EFE53C6"/>
     <w:multiLevelType w:val="hybridMultilevel"/>
-    <w:tmpl w:val="359AABCA"/>
-    <w:lvl w:ilvl="0" w:tplc="11AC5C3C">
+    <w:tmpl w:val="3F5AE834"/>
+    <w:lvl w:ilvl="0" w:tplc="BDB8CD1C">
+      <w:start w:val="1"/>
+      <w:numFmt w:val="decimal"/>
+      <w:lvlText w:val="%1."/>
+      <w:lvlJc w:val="left"/>
+      <w:pPr>
+        <w:ind w:left="560" w:hanging="340"/>
+      </w:pPr>
+    </w:lvl>
+    <w:lvl w:ilvl="1" w:tplc="35043DCA">
+      <w:numFmt w:val="decimal"/>
+      <w:lvlText w:val=""/>
+      <w:lvlJc w:val="left"/>
+    </w:lvl>
+    <w:lvl w:ilvl="2" w:tplc="E00CAFF2">
+      <w:numFmt w:val="decimal"/>
+      <w:lvlText w:val=""/>
+      <w:lvlJc w:val="left"/>
+    </w:lvl>
+    <w:lvl w:ilvl="3" w:tplc="470C1170">
+      <w:numFmt w:val="decimal"/>
+      <w:lvlText w:val=""/>
+      <w:lvlJc w:val="left"/>
+    </w:lvl>
+    <w:lvl w:ilvl="4" w:tplc="7018E3C6">
+      <w:numFmt w:val="decimal"/>
+      <w:lvlText w:val=""/>
+      <w:lvlJc w:val="left"/>
+    </w:lvl>
+    <w:lvl w:ilvl="5" w:tplc="B6380B4E">
+      <w:numFmt w:val="decimal"/>
+      <w:lvlText w:val=""/>
+      <w:lvlJc w:val="left"/>
+    </w:lvl>
+    <w:lvl w:ilvl="6" w:tplc="EB58176E">
+      <w:numFmt w:val="decimal"/>
+      <w:lvlText w:val=""/>
+      <w:lvlJc w:val="left"/>
+    </w:lvl>
+    <w:lvl w:ilvl="7" w:tplc="5C489D3C">
+      <w:numFmt w:val="decimal"/>
+      <w:lvlText w:val=""/>
+      <w:lvlJc w:val="left"/>
+    </w:lvl>
+    <w:lvl w:ilvl="8" w:tplc="70304338">
+      <w:numFmt w:val="decimal"/>
+      <w:lvlText w:val=""/>
+      <w:lvlJc w:val="left"/>
+    </w:lvl>
+  </w:abstractNum>
+  <w:abstractNum w:abstractNumId="1" w15:restartNumberingAfterBreak="0">
+    <w:nsid w:val="66192012"/>
+    <w:multiLevelType w:val="hybridMultilevel"/>
+    <w:tmpl w:val="2D849AC4"/>
+    <w:lvl w:ilvl="0" w:tplc="ECF295E6">
       <w:start w:val="1"/>
       <w:numFmt w:val="bullet"/>
       <w:lvlText w:val="•"/>
@@ -5964,52 +6018,52 @@
         <w:ind w:left="560" w:hanging="280"/>
       </w:pPr>
     </w:lvl>
-    <w:lvl w:ilvl="1" w:tplc="FB1A9BC0">
+    <w:lvl w:ilvl="1" w:tplc="424000A8">
       <w:numFmt w:val="decimal"/>
       <w:lvlText w:val=""/>
       <w:lvlJc w:val="left"/>
     </w:lvl>
-    <w:lvl w:ilvl="2" w:tplc="85ACA748">
+    <w:lvl w:ilvl="2" w:tplc="89423B7C">
       <w:numFmt w:val="decimal"/>
       <w:lvlText w:val=""/>
       <w:lvlJc w:val="left"/>
     </w:lvl>
-    <w:lvl w:ilvl="3" w:tplc="2430978E">
+    <w:lvl w:ilvl="3" w:tplc="5AE6BE5E">
       <w:numFmt w:val="decimal"/>
       <w:lvlText w:val=""/>
       <w:lvlJc w:val="left"/>
     </w:lvl>
-    <w:lvl w:ilvl="4" w:tplc="A9521ECA">
+    <w:lvl w:ilvl="4" w:tplc="CDBEABF6">
       <w:numFmt w:val="decimal"/>
       <w:lvlText w:val=""/>
       <w:lvlJc w:val="left"/>
     </w:lvl>
-    <w:lvl w:ilvl="5" w:tplc="9FD4099C">
+    <w:lvl w:ilvl="5" w:tplc="8604EBD2">
       <w:numFmt w:val="decimal"/>
       <w:lvlText w:val=""/>
       <w:lvlJc w:val="left"/>
     </w:lvl>
-    <w:lvl w:ilvl="6" w:tplc="13286474">
+    <w:lvl w:ilvl="6" w:tplc="74101E4C">
       <w:numFmt w:val="decimal"/>
       <w:lvlText w:val=""/>
       <w:lvlJc w:val="left"/>
     </w:lvl>
-    <w:lvl w:ilvl="7" w:tplc="0A76B198">
+    <w:lvl w:ilvl="7" w:tplc="8FC85B70">
       <w:numFmt w:val="decimal"/>
       <w:lvlText w:val=""/>
       <w:lvlJc w:val="left"/>
     </w:lvl>
-    <w:lvl w:ilvl="8" w:tplc="AA8649A2">
+    <w:lvl w:ilvl="8" w:tplc="4C888DE0">
       <w:numFmt w:val="decimal"/>
       <w:lvlText w:val=""/>
       <w:lvlJc w:val="left"/>
     </w:lvl>
   </w:abstractNum>
-  <w:abstractNum w:abstractNumId="1" w15:restartNumberingAfterBreak="0">
-    <w:nsid w:val="229A1828"/>
+  <w:abstractNum w:abstractNumId="2" w15:restartNumberingAfterBreak="0">
+    <w:nsid w:val="6AC555D0"/>
     <w:multiLevelType w:val="hybridMultilevel"/>
-    <w:tmpl w:val="C1881B72"/>
-    <w:lvl w:ilvl="0" w:tplc="659211CC">
+    <w:tmpl w:val="9AE48428"/>
+    <w:lvl w:ilvl="0" w:tplc="61766BD6">
       <w:start w:val="1"/>
       <w:numFmt w:val="bullet"/>
       <w:lvlText w:val="●"/>
@@ -6018,7 +6072,7 @@
         <w:ind w:left="720" w:hanging="360"/>
       </w:pPr>
     </w:lvl>
-    <w:lvl w:ilvl="1" w:tplc="2A729F44">
+    <w:lvl w:ilvl="1" w:tplc="8B6E7920">
       <w:start w:val="1"/>
       <w:numFmt w:val="bullet"/>
       <w:lvlText w:val="○"/>
@@ -6027,7 +6081,7 @@
         <w:ind w:left="1440" w:hanging="360"/>
       </w:pPr>
     </w:lvl>
-    <w:lvl w:ilvl="2" w:tplc="95B24E84">
+    <w:lvl w:ilvl="2" w:tplc="34421302">
       <w:start w:val="1"/>
       <w:numFmt w:val="bullet"/>
       <w:lvlText w:val="■"/>
@@ -6036,7 +6090,7 @@
         <w:ind w:left="2160" w:hanging="360"/>
       </w:pPr>
     </w:lvl>
-    <w:lvl w:ilvl="3" w:tplc="9244B516">
+    <w:lvl w:ilvl="3" w:tplc="B2ECA964">
       <w:start w:val="1"/>
       <w:numFmt w:val="bullet"/>
       <w:lvlText w:val="●"/>
@@ -6045,7 +6099,7 @@
         <w:ind w:left="2880" w:hanging="360"/>
       </w:pPr>
     </w:lvl>
-    <w:lvl w:ilvl="4" w:tplc="BDEA5B92">
+    <w:lvl w:ilvl="4" w:tplc="F9B42AB6">
       <w:start w:val="1"/>
       <w:numFmt w:val="bullet"/>
       <w:lvlText w:val="○"/>
@@ -6054,7 +6108,7 @@
         <w:ind w:left="3600" w:hanging="360"/>
       </w:pPr>
     </w:lvl>
-    <w:lvl w:ilvl="5" w:tplc="820C879E">
+    <w:lvl w:ilvl="5" w:tplc="E84ADD3C">
       <w:start w:val="1"/>
       <w:numFmt w:val="bullet"/>
       <w:lvlText w:val="■"/>
@@ -6063,7 +6117,7 @@
         <w:ind w:left="4320" w:hanging="360"/>
       </w:pPr>
     </w:lvl>
-    <w:lvl w:ilvl="6" w:tplc="5CD4CB4C">
+    <w:lvl w:ilvl="6" w:tplc="F02C7BF0">
       <w:start w:val="1"/>
       <w:numFmt w:val="bullet"/>
       <w:lvlText w:val="●"/>
@@ -6072,7 +6126,7 @@
         <w:ind w:left="5040" w:hanging="360"/>
       </w:pPr>
     </w:lvl>
-    <w:lvl w:ilvl="7" w:tplc="DD4C3E2E">
+    <w:lvl w:ilvl="7" w:tplc="39F83780">
       <w:start w:val="1"/>
       <w:numFmt w:val="bullet"/>
       <w:lvlText w:val="●"/>
@@ -6081,7 +6135,7 @@
         <w:ind w:left="5760" w:hanging="360"/>
       </w:pPr>
     </w:lvl>
-    <w:lvl w:ilvl="8" w:tplc="B8E0E21C">
+    <w:lvl w:ilvl="8" w:tplc="A70AC356">
       <w:start w:val="1"/>
       <w:numFmt w:val="bullet"/>
       <w:lvlText w:val="●"/>
@@ -6091,62 +6145,8 @@
       </w:pPr>
     </w:lvl>
   </w:abstractNum>
-  <w:abstractNum w:abstractNumId="2" w15:restartNumberingAfterBreak="0">
-    <w:nsid w:val="69C91636"/>
-    <w:multiLevelType w:val="hybridMultilevel"/>
-    <w:tmpl w:val="918C2AF0"/>
-    <w:lvl w:ilvl="0" w:tplc="96BAD650">
-      <w:start w:val="1"/>
-      <w:numFmt w:val="decimal"/>
-      <w:lvlText w:val="%1."/>
-      <w:lvlJc w:val="left"/>
-      <w:pPr>
-        <w:ind w:left="560" w:hanging="340"/>
-      </w:pPr>
-    </w:lvl>
-    <w:lvl w:ilvl="1" w:tplc="7A6E49DE">
-      <w:numFmt w:val="decimal"/>
-      <w:lvlText w:val=""/>
-      <w:lvlJc w:val="left"/>
-    </w:lvl>
-    <w:lvl w:ilvl="2" w:tplc="2A568C2E">
-      <w:numFmt w:val="decimal"/>
-      <w:lvlText w:val=""/>
-      <w:lvlJc w:val="left"/>
-    </w:lvl>
-    <w:lvl w:ilvl="3" w:tplc="69045BE4">
-      <w:numFmt w:val="decimal"/>
-      <w:lvlText w:val=""/>
-      <w:lvlJc w:val="left"/>
-    </w:lvl>
-    <w:lvl w:ilvl="4" w:tplc="AE5A1FEC">
-      <w:numFmt w:val="decimal"/>
-      <w:lvlText w:val=""/>
-      <w:lvlJc w:val="left"/>
-    </w:lvl>
-    <w:lvl w:ilvl="5" w:tplc="00AAB39C">
-      <w:numFmt w:val="decimal"/>
-      <w:lvlText w:val=""/>
-      <w:lvlJc w:val="left"/>
-    </w:lvl>
-    <w:lvl w:ilvl="6" w:tplc="F7DEC44E">
-      <w:numFmt w:val="decimal"/>
-      <w:lvlText w:val=""/>
-      <w:lvlJc w:val="left"/>
-    </w:lvl>
-    <w:lvl w:ilvl="7" w:tplc="99B8ABAE">
-      <w:numFmt w:val="decimal"/>
-      <w:lvlText w:val=""/>
-      <w:lvlJc w:val="left"/>
-    </w:lvl>
-    <w:lvl w:ilvl="8" w:tplc="B1127E58">
-      <w:numFmt w:val="decimal"/>
-      <w:lvlText w:val=""/>
-      <w:lvlJc w:val="left"/>
-    </w:lvl>
-  </w:abstractNum>
-  <w:num w:numId="1" w16cid:durableId="1016924423">
-    <w:abstractNumId w:val="1"/>
+  <w:num w:numId="1" w16cid:durableId="1604806153">
+    <w:abstractNumId w:val="2"/>
     <w:lvlOverride w:ilvl="0">
       <w:startOverride w:val="1"/>
     </w:lvlOverride>
@@ -6739,7 +6739,7 @@
     <w:autoRedefine/>
     <w:uiPriority w:val="39"/>
     <w:unhideWhenUsed/>
-    <w:rsid w:val="003108AA"/>
+    <w:rsid w:val="00C861B6"/>
     <w:pPr>
       <w:spacing w:after="100"/>
     </w:pPr>

--- a/public/documentos/GOB-08-registro-de-lecciones-aprendidas.docx
+++ b/public/documentos/GOB-08-registro-de-lecciones-aprendidas.docx
@@ -52,7 +52,7 @@
                 <w:noProof/>
               </w:rPr>
               <w:drawing>
-                <wp:inline distT="0" distB="0" distL="0" distR="0" wp14:anchorId="2A7B8E19" wp14:editId="61071DC3">
+                <wp:inline distT="0" distB="0" distL="0" distR="0" wp14:anchorId="2A5FA9F3" wp14:editId="3307969C">
                   <wp:extent cx="990600" cy="990600"/>
                   <wp:effectExtent l="0" t="0" r="0" b="0"/>
                   <wp:docPr id="1" name="Imagen 1"/>
@@ -171,10 +171,10 @@
                 <w:noProof/>
               </w:rPr>
               <w:drawing>
-                <wp:inline distT="0" distB="0" distL="0" distR="0" wp14:anchorId="690DA305" wp14:editId="4B33E735">
+                <wp:inline distT="0" distB="0" distL="0" distR="0" wp14:anchorId="4529B584" wp14:editId="6C25506F">
                   <wp:extent cx="800100" cy="800100"/>
                   <wp:effectExtent l="0" t="0" r="0" b="0"/>
-                  <wp:docPr id="1352146200" name="Imagen 1352146200"/>
+                  <wp:docPr id="1179951256" name="Imagen 1179951256"/>
                   <wp:cNvGraphicFramePr>
                     <a:graphicFrameLocks xmlns:a="http://schemas.openxmlformats.org/drawingml/2006/main" noChangeAspect="1"/>
                   </wp:cNvGraphicFramePr>
@@ -2585,7 +2585,7 @@
     <w:sdt>
       <w:sdtPr>
         <w:alias w:val="Contenido"/>
-        <w:id w:val="1637295800"/>
+        <w:id w:val="-270482777"/>
       </w:sdtPr>
       <w:sdtEndPr/>
       <w:sdtContent>
@@ -2611,7 +2611,7 @@
           <w:r>
             <w:fldChar w:fldCharType="separate"/>
           </w:r>
-          <w:hyperlink w:anchor="_Toc242543316" w:history="1">
+          <w:hyperlink w:anchor="_Toc242545344" w:history="1">
             <w:r>
               <w:rPr>
                 <w:rStyle w:val="Hipervnculo"/>
@@ -2635,7 +2635,7 @@
               <w:rPr>
                 <w:noProof/>
               </w:rPr>
-              <w:instrText xml:space="preserve"> PAGEREF _Toc242543316 \h </w:instrText>
+              <w:instrText xml:space="preserve"> PAGEREF _Toc242545344 \h </w:instrText>
             </w:r>
             <w:r>
               <w:rPr>
@@ -2675,7 +2675,7 @@
               <w14:ligatures w14:val="standardContextual"/>
             </w:rPr>
           </w:pPr>
-          <w:hyperlink w:anchor="_Toc242543317" w:history="1">
+          <w:hyperlink w:anchor="_Toc242545345" w:history="1">
             <w:r>
               <w:rPr>
                 <w:rStyle w:val="Hipervnculo"/>
@@ -2699,7 +2699,7 @@
               <w:rPr>
                 <w:noProof/>
               </w:rPr>
-              <w:instrText xml:space="preserve"> PAGEREF _Toc242543317 \h </w:instrText>
+              <w:instrText xml:space="preserve"> PAGEREF _Toc242545345 \h </w:instrText>
             </w:r>
             <w:r>
               <w:rPr>
@@ -2749,7 +2749,7 @@
       <w:pPr>
         <w:pStyle w:val="Ttulo1"/>
       </w:pPr>
-      <w:bookmarkStart w:id="0" w:name="_Toc242543316"/>
+      <w:bookmarkStart w:id="0" w:name="_Toc242545344"/>
       <w:r>
         <w:lastRenderedPageBreak/>
         <w:t>1. Cómo se gestiona el conocimiento</w:t>
@@ -2778,7 +2778,7 @@
       <w:pPr>
         <w:pStyle w:val="Ttulo1"/>
       </w:pPr>
-      <w:bookmarkStart w:id="1" w:name="_Toc242543317"/>
+      <w:bookmarkStart w:id="1" w:name="_Toc242545345"/>
       <w:r>
         <w:t>2. Lecciones registradas</w:t>
       </w:r>
@@ -5952,10 +5952,10 @@
 <file path=word/numbering.xml><?xml version="1.0" encoding="utf-8"?>
 <w:numbering xmlns:wpc="http://schemas.microsoft.com/office/word/2010/wordprocessingCanvas" xmlns:cx="http://schemas.microsoft.com/office/drawing/2014/chartex" xmlns:cx1="http://schemas.microsoft.com/office/drawing/2015/9/8/chartex" xmlns:cx2="http://schemas.microsoft.com/office/drawing/2015/10/21/chartex" xmlns:cx3="http://schemas.microsoft.com/office/drawing/2016/5/9/chartex" xmlns:cx4="http://schemas.microsoft.com/office/drawing/2016/5/10/chartex" xmlns:cx5="http://schemas.microsoft.com/office/drawing/2016/5/11/chartex" xmlns:cx6="http://schemas.microsoft.com/office/drawing/2016/5/12/chartex" xmlns:cx7="http://schemas.microsoft.com/office/drawing/2016/5/13/chartex" xmlns:cx8="http://schemas.microsoft.com/office/drawing/2016/5/14/chartex" xmlns:mc="http://schemas.openxmlformats.org/markup-compatibility/2006" xmlns:aink="http://schemas.microsoft.com/office/drawing/2016/ink" xmlns:am3d="http://schemas.microsoft.com/office/drawing/2017/model3d" xmlns:o="urn:schemas-microsoft-com:office:office" xmlns:oel="http://schemas.microsoft.com/office/2019/extlst" xmlns:r="http://schemas.openxmlformats.org/officeDocument/2006/relationships" xmlns:m="http://schemas.openxmlformats.org/officeDocument/2006/math" xmlns:v="urn:schemas-microsoft-com:vml" xmlns:wp14="http://schemas.microsoft.com/office/word/2010/wordprocessingDrawing" xmlns:wp="http://schemas.openxmlformats.org/drawingml/2006/wordprocessingDrawing" xmlns:w10="urn:schemas-microsoft-com:office:word" xmlns:w="http://schemas.openxmlformats.org/wordprocessingml/2006/main" xmlns:w14="http://schemas.microsoft.com/office/word/2010/wordml" xmlns:w15="http://schemas.microsoft.com/office/word/2012/wordml" xmlns:w16cex="http://schemas.microsoft.com/office/word/2018/wordml/cex" xmlns:w16cid="http://schemas.microsoft.com/office/word/2016/wordml/cid" xmlns:w16="http://schemas.microsoft.com/office/word/2018/wordml" xmlns:w16du="http://schemas.microsoft.com/office/word/2023/wordml/word16du" xmlns:w16sdtdh="http://schemas.microsoft.com/office/word/2020/wordml/sdtdatahash" xmlns:w16sdtfl="http://schemas.microsoft.com/office/word/2024/wordml/sdtformatlock" xmlns:w16se="http://schemas.microsoft.com/office/word/2015/wordml/symex" xmlns:wpg="http://schemas.microsoft.com/office/word/2010/wordprocessingGroup" xmlns:wpi="http://schemas.microsoft.com/office/word/2010/wordprocessingInk" xmlns:wne="http://schemas.microsoft.com/office/word/2006/wordml" xmlns:wps="http://schemas.microsoft.com/office/word/2010/wordprocessingShape" mc:Ignorable="w14 w15 w16se w16cid w16 w16cex w16sdtdh w16sdtfl w16du wp14">
   <w:abstractNum w:abstractNumId="0" w15:restartNumberingAfterBreak="0">
-    <w:nsid w:val="3EFE53C6"/>
+    <w:nsid w:val="166B31E2"/>
     <w:multiLevelType w:val="hybridMultilevel"/>
-    <w:tmpl w:val="3F5AE834"/>
-    <w:lvl w:ilvl="0" w:tplc="BDB8CD1C">
+    <w:tmpl w:val="CF6A89D8"/>
+    <w:lvl w:ilvl="0" w:tplc="B2CA81B4">
       <w:start w:val="1"/>
       <w:numFmt w:val="decimal"/>
       <w:lvlText w:val="%1."/>
@@ -5964,106 +5964,52 @@
         <w:ind w:left="560" w:hanging="340"/>
       </w:pPr>
     </w:lvl>
-    <w:lvl w:ilvl="1" w:tplc="35043DCA">
+    <w:lvl w:ilvl="1" w:tplc="4008C9F8">
       <w:numFmt w:val="decimal"/>
       <w:lvlText w:val=""/>
       <w:lvlJc w:val="left"/>
     </w:lvl>
-    <w:lvl w:ilvl="2" w:tplc="E00CAFF2">
+    <w:lvl w:ilvl="2" w:tplc="C3923276">
       <w:numFmt w:val="decimal"/>
       <w:lvlText w:val=""/>
       <w:lvlJc w:val="left"/>
     </w:lvl>
-    <w:lvl w:ilvl="3" w:tplc="470C1170">
+    <w:lvl w:ilvl="3" w:tplc="395AB114">
       <w:numFmt w:val="decimal"/>
       <w:lvlText w:val=""/>
       <w:lvlJc w:val="left"/>
     </w:lvl>
-    <w:lvl w:ilvl="4" w:tplc="7018E3C6">
+    <w:lvl w:ilvl="4" w:tplc="03FE95D2">
       <w:numFmt w:val="decimal"/>
       <w:lvlText w:val=""/>
       <w:lvlJc w:val="left"/>
     </w:lvl>
-    <w:lvl w:ilvl="5" w:tplc="B6380B4E">
+    <w:lvl w:ilvl="5" w:tplc="FF9E1368">
       <w:numFmt w:val="decimal"/>
       <w:lvlText w:val=""/>
       <w:lvlJc w:val="left"/>
     </w:lvl>
-    <w:lvl w:ilvl="6" w:tplc="EB58176E">
+    <w:lvl w:ilvl="6" w:tplc="E9A4D4B0">
       <w:numFmt w:val="decimal"/>
       <w:lvlText w:val=""/>
       <w:lvlJc w:val="left"/>
     </w:lvl>
-    <w:lvl w:ilvl="7" w:tplc="5C489D3C">
+    <w:lvl w:ilvl="7" w:tplc="FF1096C0">
       <w:numFmt w:val="decimal"/>
       <w:lvlText w:val=""/>
       <w:lvlJc w:val="left"/>
     </w:lvl>
-    <w:lvl w:ilvl="8" w:tplc="70304338">
+    <w:lvl w:ilvl="8" w:tplc="B6905C0C">
       <w:numFmt w:val="decimal"/>
       <w:lvlText w:val=""/>
       <w:lvlJc w:val="left"/>
     </w:lvl>
   </w:abstractNum>
   <w:abstractNum w:abstractNumId="1" w15:restartNumberingAfterBreak="0">
-    <w:nsid w:val="66192012"/>
+    <w:nsid w:val="26567551"/>
     <w:multiLevelType w:val="hybridMultilevel"/>
-    <w:tmpl w:val="2D849AC4"/>
-    <w:lvl w:ilvl="0" w:tplc="ECF295E6">
-      <w:start w:val="1"/>
-      <w:numFmt w:val="bullet"/>
-      <w:lvlText w:val="•"/>
-      <w:lvlJc w:val="left"/>
-      <w:pPr>
-        <w:ind w:left="560" w:hanging="280"/>
-      </w:pPr>
-    </w:lvl>
-    <w:lvl w:ilvl="1" w:tplc="424000A8">
-      <w:numFmt w:val="decimal"/>
-      <w:lvlText w:val=""/>
-      <w:lvlJc w:val="left"/>
-    </w:lvl>
-    <w:lvl w:ilvl="2" w:tplc="89423B7C">
-      <w:numFmt w:val="decimal"/>
-      <w:lvlText w:val=""/>
-      <w:lvlJc w:val="left"/>
-    </w:lvl>
-    <w:lvl w:ilvl="3" w:tplc="5AE6BE5E">
-      <w:numFmt w:val="decimal"/>
-      <w:lvlText w:val=""/>
-      <w:lvlJc w:val="left"/>
-    </w:lvl>
-    <w:lvl w:ilvl="4" w:tplc="CDBEABF6">
-      <w:numFmt w:val="decimal"/>
-      <w:lvlText w:val=""/>
-      <w:lvlJc w:val="left"/>
-    </w:lvl>
-    <w:lvl w:ilvl="5" w:tplc="8604EBD2">
-      <w:numFmt w:val="decimal"/>
-      <w:lvlText w:val=""/>
-      <w:lvlJc w:val="left"/>
-    </w:lvl>
-    <w:lvl w:ilvl="6" w:tplc="74101E4C">
-      <w:numFmt w:val="decimal"/>
-      <w:lvlText w:val=""/>
-      <w:lvlJc w:val="left"/>
-    </w:lvl>
-    <w:lvl w:ilvl="7" w:tplc="8FC85B70">
-      <w:numFmt w:val="decimal"/>
-      <w:lvlText w:val=""/>
-      <w:lvlJc w:val="left"/>
-    </w:lvl>
-    <w:lvl w:ilvl="8" w:tplc="4C888DE0">
-      <w:numFmt w:val="decimal"/>
-      <w:lvlText w:val=""/>
-      <w:lvlJc w:val="left"/>
-    </w:lvl>
-  </w:abstractNum>
-  <w:abstractNum w:abstractNumId="2" w15:restartNumberingAfterBreak="0">
-    <w:nsid w:val="6AC555D0"/>
-    <w:multiLevelType w:val="hybridMultilevel"/>
-    <w:tmpl w:val="9AE48428"/>
-    <w:lvl w:ilvl="0" w:tplc="61766BD6">
+    <w:tmpl w:val="1082C91A"/>
+    <w:lvl w:ilvl="0" w:tplc="9BAEC82C">
       <w:start w:val="1"/>
       <w:numFmt w:val="bullet"/>
       <w:lvlText w:val="●"/>
@@ -6072,7 +6018,7 @@
         <w:ind w:left="720" w:hanging="360"/>
       </w:pPr>
     </w:lvl>
-    <w:lvl w:ilvl="1" w:tplc="8B6E7920">
+    <w:lvl w:ilvl="1" w:tplc="D5E66F54">
       <w:start w:val="1"/>
       <w:numFmt w:val="bullet"/>
       <w:lvlText w:val="○"/>
@@ -6081,7 +6027,7 @@
         <w:ind w:left="1440" w:hanging="360"/>
       </w:pPr>
     </w:lvl>
-    <w:lvl w:ilvl="2" w:tplc="34421302">
+    <w:lvl w:ilvl="2" w:tplc="55D2D68E">
       <w:start w:val="1"/>
       <w:numFmt w:val="bullet"/>
       <w:lvlText w:val="■"/>
@@ -6090,7 +6036,7 @@
         <w:ind w:left="2160" w:hanging="360"/>
       </w:pPr>
     </w:lvl>
-    <w:lvl w:ilvl="3" w:tplc="B2ECA964">
+    <w:lvl w:ilvl="3" w:tplc="B316D2C6">
       <w:start w:val="1"/>
       <w:numFmt w:val="bullet"/>
       <w:lvlText w:val="●"/>
@@ -6099,7 +6045,7 @@
         <w:ind w:left="2880" w:hanging="360"/>
       </w:pPr>
     </w:lvl>
-    <w:lvl w:ilvl="4" w:tplc="F9B42AB6">
+    <w:lvl w:ilvl="4" w:tplc="B796940C">
       <w:start w:val="1"/>
       <w:numFmt w:val="bullet"/>
       <w:lvlText w:val="○"/>
@@ -6108,7 +6054,7 @@
         <w:ind w:left="3600" w:hanging="360"/>
       </w:pPr>
     </w:lvl>
-    <w:lvl w:ilvl="5" w:tplc="E84ADD3C">
+    <w:lvl w:ilvl="5" w:tplc="2146D7DA">
       <w:start w:val="1"/>
       <w:numFmt w:val="bullet"/>
       <w:lvlText w:val="■"/>
@@ -6117,7 +6063,7 @@
         <w:ind w:left="4320" w:hanging="360"/>
       </w:pPr>
     </w:lvl>
-    <w:lvl w:ilvl="6" w:tplc="F02C7BF0">
+    <w:lvl w:ilvl="6" w:tplc="40182DC2">
       <w:start w:val="1"/>
       <w:numFmt w:val="bullet"/>
       <w:lvlText w:val="●"/>
@@ -6126,7 +6072,7 @@
         <w:ind w:left="5040" w:hanging="360"/>
       </w:pPr>
     </w:lvl>
-    <w:lvl w:ilvl="7" w:tplc="39F83780">
+    <w:lvl w:ilvl="7" w:tplc="CFF229EE">
       <w:start w:val="1"/>
       <w:numFmt w:val="bullet"/>
       <w:lvlText w:val="●"/>
@@ -6135,7 +6081,7 @@
         <w:ind w:left="5760" w:hanging="360"/>
       </w:pPr>
     </w:lvl>
-    <w:lvl w:ilvl="8" w:tplc="A70AC356">
+    <w:lvl w:ilvl="8" w:tplc="F716A190">
       <w:start w:val="1"/>
       <w:numFmt w:val="bullet"/>
       <w:lvlText w:val="●"/>
@@ -6145,8 +6091,62 @@
       </w:pPr>
     </w:lvl>
   </w:abstractNum>
-  <w:num w:numId="1" w16cid:durableId="1604806153">
-    <w:abstractNumId w:val="2"/>
+  <w:abstractNum w:abstractNumId="2" w15:restartNumberingAfterBreak="0">
+    <w:nsid w:val="68C237A5"/>
+    <w:multiLevelType w:val="hybridMultilevel"/>
+    <w:tmpl w:val="F88006AE"/>
+    <w:lvl w:ilvl="0" w:tplc="9C1E9456">
+      <w:start w:val="1"/>
+      <w:numFmt w:val="bullet"/>
+      <w:lvlText w:val="•"/>
+      <w:lvlJc w:val="left"/>
+      <w:pPr>
+        <w:ind w:left="560" w:hanging="280"/>
+      </w:pPr>
+    </w:lvl>
+    <w:lvl w:ilvl="1" w:tplc="409E490C">
+      <w:numFmt w:val="decimal"/>
+      <w:lvlText w:val=""/>
+      <w:lvlJc w:val="left"/>
+    </w:lvl>
+    <w:lvl w:ilvl="2" w:tplc="9E24684A">
+      <w:numFmt w:val="decimal"/>
+      <w:lvlText w:val=""/>
+      <w:lvlJc w:val="left"/>
+    </w:lvl>
+    <w:lvl w:ilvl="3" w:tplc="7342287E">
+      <w:numFmt w:val="decimal"/>
+      <w:lvlText w:val=""/>
+      <w:lvlJc w:val="left"/>
+    </w:lvl>
+    <w:lvl w:ilvl="4" w:tplc="D3560D98">
+      <w:numFmt w:val="decimal"/>
+      <w:lvlText w:val=""/>
+      <w:lvlJc w:val="left"/>
+    </w:lvl>
+    <w:lvl w:ilvl="5" w:tplc="EF621D64">
+      <w:numFmt w:val="decimal"/>
+      <w:lvlText w:val=""/>
+      <w:lvlJc w:val="left"/>
+    </w:lvl>
+    <w:lvl w:ilvl="6" w:tplc="DC42827C">
+      <w:numFmt w:val="decimal"/>
+      <w:lvlText w:val=""/>
+      <w:lvlJc w:val="left"/>
+    </w:lvl>
+    <w:lvl w:ilvl="7" w:tplc="3976D846">
+      <w:numFmt w:val="decimal"/>
+      <w:lvlText w:val=""/>
+      <w:lvlJc w:val="left"/>
+    </w:lvl>
+    <w:lvl w:ilvl="8" w:tplc="742648A2">
+      <w:numFmt w:val="decimal"/>
+      <w:lvlText w:val=""/>
+      <w:lvlJc w:val="left"/>
+    </w:lvl>
+  </w:abstractNum>
+  <w:num w:numId="1" w16cid:durableId="664364358">
+    <w:abstractNumId w:val="1"/>
     <w:lvlOverride w:ilvl="0">
       <w:startOverride w:val="1"/>
     </w:lvlOverride>
@@ -6739,7 +6739,7 @@
     <w:autoRedefine/>
     <w:uiPriority w:val="39"/>
     <w:unhideWhenUsed/>
-    <w:rsid w:val="00C861B6"/>
+    <w:rsid w:val="00B11ED7"/>
     <w:pPr>
       <w:spacing w:after="100"/>
     </w:pPr>

--- a/public/documentos/GOB-08-registro-de-lecciones-aprendidas.docx
+++ b/public/documentos/GOB-08-registro-de-lecciones-aprendidas.docx
@@ -18,7 +18,7 @@
           <w:left w:w="10" w:type="dxa"/>
           <w:right w:w="10" w:type="dxa"/>
         </w:tblCellMar>
-        <w:tblLook w:val="0000" w:firstRow="0" w:lastRow="0" w:firstColumn="0" w:lastColumn="0" w:noHBand="0" w:noVBand="0"/>
+        <w:tblLook w:val="04A0" w:firstRow="1" w:lastRow="0" w:firstColumn="1" w:lastColumn="0" w:noHBand="0" w:noVBand="1"/>
       </w:tblPr>
       <w:tblGrid>
         <w:gridCol w:w="1757"/>
@@ -52,7 +52,7 @@
                 <w:noProof/>
               </w:rPr>
               <w:drawing>
-                <wp:inline distT="0" distB="0" distL="0" distR="0" wp14:anchorId="2A5FA9F3" wp14:editId="3307969C">
+                <wp:inline distT="0" distB="0" distL="0" distR="0" wp14:anchorId="4AC658D2" wp14:editId="364A4A81">
                   <wp:extent cx="990600" cy="990600"/>
                   <wp:effectExtent l="0" t="0" r="0" b="0"/>
                   <wp:docPr id="1" name="Imagen 1"/>
@@ -171,10 +171,10 @@
                 <w:noProof/>
               </w:rPr>
               <w:drawing>
-                <wp:inline distT="0" distB="0" distL="0" distR="0" wp14:anchorId="4529B584" wp14:editId="6C25506F">
+                <wp:inline distT="0" distB="0" distL="0" distR="0" wp14:anchorId="5B190503" wp14:editId="69E22F3C">
                   <wp:extent cx="800100" cy="800100"/>
                   <wp:effectExtent l="0" t="0" r="0" b="0"/>
-                  <wp:docPr id="1179951256" name="Imagen 1179951256"/>
+                  <wp:docPr id="1132266094" name="Imagen 1132266094"/>
                   <wp:cNvGraphicFramePr>
                     <a:graphicFrameLocks xmlns:a="http://schemas.openxmlformats.org/drawingml/2006/main" noChangeAspect="1"/>
                   </wp:cNvGraphicFramePr>
@@ -308,7 +308,7 @@
           <w:left w:w="10" w:type="dxa"/>
           <w:right w:w="10" w:type="dxa"/>
         </w:tblCellMar>
-        <w:tblLook w:val="0000" w:firstRow="0" w:lastRow="0" w:firstColumn="0" w:lastColumn="0" w:noHBand="0" w:noVBand="0"/>
+        <w:tblLook w:val="04A0" w:firstRow="1" w:lastRow="0" w:firstColumn="1" w:lastColumn="0" w:noHBand="0" w:noVBand="1"/>
       </w:tblPr>
       <w:tblGrid>
         <w:gridCol w:w="2636"/>
@@ -786,7 +786,7 @@
           <w:left w:w="10" w:type="dxa"/>
           <w:right w:w="10" w:type="dxa"/>
         </w:tblCellMar>
-        <w:tblLook w:val="0000" w:firstRow="0" w:lastRow="0" w:firstColumn="0" w:lastColumn="0" w:noHBand="0" w:noVBand="0"/>
+        <w:tblLook w:val="04A0" w:firstRow="1" w:lastRow="0" w:firstColumn="1" w:lastColumn="0" w:noHBand="0" w:noVBand="1"/>
       </w:tblPr>
       <w:tblGrid>
         <w:gridCol w:w="4042"/>
@@ -1399,7 +1399,7 @@
           <w:left w:w="10" w:type="dxa"/>
           <w:right w:w="10" w:type="dxa"/>
         </w:tblCellMar>
-        <w:tblLook w:val="0000" w:firstRow="0" w:lastRow="0" w:firstColumn="0" w:lastColumn="0" w:noHBand="0" w:noVBand="0"/>
+        <w:tblLook w:val="04A0" w:firstRow="1" w:lastRow="0" w:firstColumn="1" w:lastColumn="0" w:noHBand="0" w:noVBand="1"/>
       </w:tblPr>
       <w:tblGrid>
         <w:gridCol w:w="2636"/>
@@ -1817,7 +1817,7 @@
           <w:left w:w="10" w:type="dxa"/>
           <w:right w:w="10" w:type="dxa"/>
         </w:tblCellMar>
-        <w:tblLook w:val="0000" w:firstRow="0" w:lastRow="0" w:firstColumn="0" w:lastColumn="0" w:noHBand="0" w:noVBand="0"/>
+        <w:tblLook w:val="04A0" w:firstRow="1" w:lastRow="0" w:firstColumn="1" w:lastColumn="0" w:noHBand="0" w:noVBand="1"/>
       </w:tblPr>
       <w:tblGrid>
         <w:gridCol w:w="1054"/>
@@ -2158,7 +2158,7 @@
           <w:left w:w="10" w:type="dxa"/>
           <w:right w:w="10" w:type="dxa"/>
         </w:tblCellMar>
-        <w:tblLook w:val="0000" w:firstRow="0" w:lastRow="0" w:firstColumn="0" w:lastColumn="0" w:noHBand="0" w:noVBand="0"/>
+        <w:tblLook w:val="04A0" w:firstRow="1" w:lastRow="0" w:firstColumn="1" w:lastColumn="0" w:noHBand="0" w:noVBand="1"/>
       </w:tblPr>
       <w:tblGrid>
         <w:gridCol w:w="2636"/>
@@ -2498,7 +2498,7 @@
           <w:left w:w="10" w:type="dxa"/>
           <w:right w:w="10" w:type="dxa"/>
         </w:tblCellMar>
-        <w:tblLook w:val="0000" w:firstRow="0" w:lastRow="0" w:firstColumn="0" w:lastColumn="0" w:noHBand="0" w:noVBand="0"/>
+        <w:tblLook w:val="04A0" w:firstRow="1" w:lastRow="0" w:firstColumn="1" w:lastColumn="0" w:noHBand="0" w:noVBand="1"/>
       </w:tblPr>
       <w:tblGrid>
         <w:gridCol w:w="8787"/>
@@ -2585,7 +2585,7 @@
     <w:sdt>
       <w:sdtPr>
         <w:alias w:val="Contenido"/>
-        <w:id w:val="-270482777"/>
+        <w:id w:val="1925683269"/>
       </w:sdtPr>
       <w:sdtEndPr/>
       <w:sdtContent>
@@ -2611,7 +2611,7 @@
           <w:r>
             <w:fldChar w:fldCharType="separate"/>
           </w:r>
-          <w:hyperlink w:anchor="_Toc242545344" w:history="1">
+          <w:hyperlink w:anchor="_Toc242549558" w:history="1">
             <w:r>
               <w:rPr>
                 <w:rStyle w:val="Hipervnculo"/>
@@ -2635,7 +2635,7 @@
               <w:rPr>
                 <w:noProof/>
               </w:rPr>
-              <w:instrText xml:space="preserve"> PAGEREF _Toc242545344 \h </w:instrText>
+              <w:instrText xml:space="preserve"> PAGEREF _Toc242549558 \h </w:instrText>
             </w:r>
             <w:r>
               <w:rPr>
@@ -2675,7 +2675,7 @@
               <w14:ligatures w14:val="standardContextual"/>
             </w:rPr>
           </w:pPr>
-          <w:hyperlink w:anchor="_Toc242545345" w:history="1">
+          <w:hyperlink w:anchor="_Toc242549559" w:history="1">
             <w:r>
               <w:rPr>
                 <w:rStyle w:val="Hipervnculo"/>
@@ -2699,7 +2699,7 @@
               <w:rPr>
                 <w:noProof/>
               </w:rPr>
-              <w:instrText xml:space="preserve"> PAGEREF _Toc242545345 \h </w:instrText>
+              <w:instrText xml:space="preserve"> PAGEREF _Toc242549559 \h </w:instrText>
             </w:r>
             <w:r>
               <w:rPr>
@@ -2749,7 +2749,7 @@
       <w:pPr>
         <w:pStyle w:val="Ttulo1"/>
       </w:pPr>
-      <w:bookmarkStart w:id="0" w:name="_Toc242545344"/>
+      <w:bookmarkStart w:id="0" w:name="_Toc242549558"/>
       <w:r>
         <w:lastRenderedPageBreak/>
         <w:t>1. Cómo se gestiona el conocimiento</w:t>
@@ -2778,7 +2778,7 @@
       <w:pPr>
         <w:pStyle w:val="Ttulo1"/>
       </w:pPr>
-      <w:bookmarkStart w:id="1" w:name="_Toc242545345"/>
+      <w:bookmarkStart w:id="1" w:name="_Toc242549559"/>
       <w:r>
         <w:t>2. Lecciones registradas</w:t>
       </w:r>
@@ -2826,7 +2826,7 @@
           <w:left w:w="10" w:type="dxa"/>
           <w:right w:w="10" w:type="dxa"/>
         </w:tblCellMar>
-        <w:tblLook w:val="0000" w:firstRow="0" w:lastRow="0" w:firstColumn="0" w:lastColumn="0" w:noHBand="0" w:noVBand="0"/>
+        <w:tblLook w:val="04A0" w:firstRow="1" w:lastRow="0" w:firstColumn="1" w:lastColumn="0" w:noHBand="0" w:noVBand="1"/>
       </w:tblPr>
       <w:tblGrid>
         <w:gridCol w:w="874"/>
@@ -5952,64 +5952,10 @@
 <file path=word/numbering.xml><?xml version="1.0" encoding="utf-8"?>
 <w:numbering xmlns:wpc="http://schemas.microsoft.com/office/word/2010/wordprocessingCanvas" xmlns:cx="http://schemas.microsoft.com/office/drawing/2014/chartex" xmlns:cx1="http://schemas.microsoft.com/office/drawing/2015/9/8/chartex" xmlns:cx2="http://schemas.microsoft.com/office/drawing/2015/10/21/chartex" xmlns:cx3="http://schemas.microsoft.com/office/drawing/2016/5/9/chartex" xmlns:cx4="http://schemas.microsoft.com/office/drawing/2016/5/10/chartex" xmlns:cx5="http://schemas.microsoft.com/office/drawing/2016/5/11/chartex" xmlns:cx6="http://schemas.microsoft.com/office/drawing/2016/5/12/chartex" xmlns:cx7="http://schemas.microsoft.com/office/drawing/2016/5/13/chartex" xmlns:cx8="http://schemas.microsoft.com/office/drawing/2016/5/14/chartex" xmlns:mc="http://schemas.openxmlformats.org/markup-compatibility/2006" xmlns:aink="http://schemas.microsoft.com/office/drawing/2016/ink" xmlns:am3d="http://schemas.microsoft.com/office/drawing/2017/model3d" xmlns:o="urn:schemas-microsoft-com:office:office" xmlns:oel="http://schemas.microsoft.com/office/2019/extlst" xmlns:r="http://schemas.openxmlformats.org/officeDocument/2006/relationships" xmlns:m="http://schemas.openxmlformats.org/officeDocument/2006/math" xmlns:v="urn:schemas-microsoft-com:vml" xmlns:wp14="http://schemas.microsoft.com/office/word/2010/wordprocessingDrawing" xmlns:wp="http://schemas.openxmlformats.org/drawingml/2006/wordprocessingDrawing" xmlns:w10="urn:schemas-microsoft-com:office:word" xmlns:w="http://schemas.openxmlformats.org/wordprocessingml/2006/main" xmlns:w14="http://schemas.microsoft.com/office/word/2010/wordml" xmlns:w15="http://schemas.microsoft.com/office/word/2012/wordml" xmlns:w16cex="http://schemas.microsoft.com/office/word/2018/wordml/cex" xmlns:w16cid="http://schemas.microsoft.com/office/word/2016/wordml/cid" xmlns:w16="http://schemas.microsoft.com/office/word/2018/wordml" xmlns:w16du="http://schemas.microsoft.com/office/word/2023/wordml/word16du" xmlns:w16sdtdh="http://schemas.microsoft.com/office/word/2020/wordml/sdtdatahash" xmlns:w16sdtfl="http://schemas.microsoft.com/office/word/2024/wordml/sdtformatlock" xmlns:w16se="http://schemas.microsoft.com/office/word/2015/wordml/symex" xmlns:wpg="http://schemas.microsoft.com/office/word/2010/wordprocessingGroup" xmlns:wpi="http://schemas.microsoft.com/office/word/2010/wordprocessingInk" xmlns:wne="http://schemas.microsoft.com/office/word/2006/wordml" xmlns:wps="http://schemas.microsoft.com/office/word/2010/wordprocessingShape" mc:Ignorable="w14 w15 w16se w16cid w16 w16cex w16sdtdh w16sdtfl w16du wp14">
   <w:abstractNum w:abstractNumId="0" w15:restartNumberingAfterBreak="0">
-    <w:nsid w:val="166B31E2"/>
+    <w:nsid w:val="0C9972DA"/>
     <w:multiLevelType w:val="hybridMultilevel"/>
-    <w:tmpl w:val="CF6A89D8"/>
-    <w:lvl w:ilvl="0" w:tplc="B2CA81B4">
-      <w:start w:val="1"/>
-      <w:numFmt w:val="decimal"/>
-      <w:lvlText w:val="%1."/>
-      <w:lvlJc w:val="left"/>
-      <w:pPr>
-        <w:ind w:left="560" w:hanging="340"/>
-      </w:pPr>
-    </w:lvl>
-    <w:lvl w:ilvl="1" w:tplc="4008C9F8">
-      <w:numFmt w:val="decimal"/>
-      <w:lvlText w:val=""/>
-      <w:lvlJc w:val="left"/>
-    </w:lvl>
-    <w:lvl w:ilvl="2" w:tplc="C3923276">
-      <w:numFmt w:val="decimal"/>
-      <w:lvlText w:val=""/>
-      <w:lvlJc w:val="left"/>
-    </w:lvl>
-    <w:lvl w:ilvl="3" w:tplc="395AB114">
-      <w:numFmt w:val="decimal"/>
-      <w:lvlText w:val=""/>
-      <w:lvlJc w:val="left"/>
-    </w:lvl>
-    <w:lvl w:ilvl="4" w:tplc="03FE95D2">
-      <w:numFmt w:val="decimal"/>
-      <w:lvlText w:val=""/>
-      <w:lvlJc w:val="left"/>
-    </w:lvl>
-    <w:lvl w:ilvl="5" w:tplc="FF9E1368">
-      <w:numFmt w:val="decimal"/>
-      <w:lvlText w:val=""/>
-      <w:lvlJc w:val="left"/>
-    </w:lvl>
-    <w:lvl w:ilvl="6" w:tplc="E9A4D4B0">
-      <w:numFmt w:val="decimal"/>
-      <w:lvlText w:val=""/>
-      <w:lvlJc w:val="left"/>
-    </w:lvl>
-    <w:lvl w:ilvl="7" w:tplc="FF1096C0">
-      <w:numFmt w:val="decimal"/>
-      <w:lvlText w:val=""/>
-      <w:lvlJc w:val="left"/>
-    </w:lvl>
-    <w:lvl w:ilvl="8" w:tplc="B6905C0C">
-      <w:numFmt w:val="decimal"/>
-      <w:lvlText w:val=""/>
-      <w:lvlJc w:val="left"/>
-    </w:lvl>
-  </w:abstractNum>
-  <w:abstractNum w:abstractNumId="1" w15:restartNumberingAfterBreak="0">
-    <w:nsid w:val="26567551"/>
-    <w:multiLevelType w:val="hybridMultilevel"/>
-    <w:tmpl w:val="1082C91A"/>
-    <w:lvl w:ilvl="0" w:tplc="9BAEC82C">
+    <w:tmpl w:val="D5666540"/>
+    <w:lvl w:ilvl="0" w:tplc="E402B83C">
       <w:start w:val="1"/>
       <w:numFmt w:val="bullet"/>
       <w:lvlText w:val="●"/>
@@ -6018,7 +5964,7 @@
         <w:ind w:left="720" w:hanging="360"/>
       </w:pPr>
     </w:lvl>
-    <w:lvl w:ilvl="1" w:tplc="D5E66F54">
+    <w:lvl w:ilvl="1" w:tplc="76F40446">
       <w:start w:val="1"/>
       <w:numFmt w:val="bullet"/>
       <w:lvlText w:val="○"/>
@@ -6027,7 +5973,7 @@
         <w:ind w:left="1440" w:hanging="360"/>
       </w:pPr>
     </w:lvl>
-    <w:lvl w:ilvl="2" w:tplc="55D2D68E">
+    <w:lvl w:ilvl="2" w:tplc="46382184">
       <w:start w:val="1"/>
       <w:numFmt w:val="bullet"/>
       <w:lvlText w:val="■"/>
@@ -6036,7 +5982,7 @@
         <w:ind w:left="2160" w:hanging="360"/>
       </w:pPr>
     </w:lvl>
-    <w:lvl w:ilvl="3" w:tplc="B316D2C6">
+    <w:lvl w:ilvl="3" w:tplc="151424DE">
       <w:start w:val="1"/>
       <w:numFmt w:val="bullet"/>
       <w:lvlText w:val="●"/>
@@ -6045,7 +5991,7 @@
         <w:ind w:left="2880" w:hanging="360"/>
       </w:pPr>
     </w:lvl>
-    <w:lvl w:ilvl="4" w:tplc="B796940C">
+    <w:lvl w:ilvl="4" w:tplc="D63441C0">
       <w:start w:val="1"/>
       <w:numFmt w:val="bullet"/>
       <w:lvlText w:val="○"/>
@@ -6054,7 +6000,7 @@
         <w:ind w:left="3600" w:hanging="360"/>
       </w:pPr>
     </w:lvl>
-    <w:lvl w:ilvl="5" w:tplc="2146D7DA">
+    <w:lvl w:ilvl="5" w:tplc="D988D9C8">
       <w:start w:val="1"/>
       <w:numFmt w:val="bullet"/>
       <w:lvlText w:val="■"/>
@@ -6063,7 +6009,7 @@
         <w:ind w:left="4320" w:hanging="360"/>
       </w:pPr>
     </w:lvl>
-    <w:lvl w:ilvl="6" w:tplc="40182DC2">
+    <w:lvl w:ilvl="6" w:tplc="6E58AFF6">
       <w:start w:val="1"/>
       <w:numFmt w:val="bullet"/>
       <w:lvlText w:val="●"/>
@@ -6072,7 +6018,7 @@
         <w:ind w:left="5040" w:hanging="360"/>
       </w:pPr>
     </w:lvl>
-    <w:lvl w:ilvl="7" w:tplc="CFF229EE">
+    <w:lvl w:ilvl="7" w:tplc="17625A68">
       <w:start w:val="1"/>
       <w:numFmt w:val="bullet"/>
       <w:lvlText w:val="●"/>
@@ -6081,7 +6027,7 @@
         <w:ind w:left="5760" w:hanging="360"/>
       </w:pPr>
     </w:lvl>
-    <w:lvl w:ilvl="8" w:tplc="F716A190">
+    <w:lvl w:ilvl="8" w:tplc="BF083550">
       <w:start w:val="1"/>
       <w:numFmt w:val="bullet"/>
       <w:lvlText w:val="●"/>
@@ -6091,11 +6037,65 @@
       </w:pPr>
     </w:lvl>
   </w:abstractNum>
+  <w:abstractNum w:abstractNumId="1" w15:restartNumberingAfterBreak="0">
+    <w:nsid w:val="378951E1"/>
+    <w:multiLevelType w:val="hybridMultilevel"/>
+    <w:tmpl w:val="C9AC69A4"/>
+    <w:lvl w:ilvl="0" w:tplc="52FCDC90">
+      <w:start w:val="1"/>
+      <w:numFmt w:val="decimal"/>
+      <w:lvlText w:val="%1."/>
+      <w:lvlJc w:val="left"/>
+      <w:pPr>
+        <w:ind w:left="560" w:hanging="340"/>
+      </w:pPr>
+    </w:lvl>
+    <w:lvl w:ilvl="1" w:tplc="0C9ADDA8">
+      <w:numFmt w:val="decimal"/>
+      <w:lvlText w:val=""/>
+      <w:lvlJc w:val="left"/>
+    </w:lvl>
+    <w:lvl w:ilvl="2" w:tplc="FD2E5C6A">
+      <w:numFmt w:val="decimal"/>
+      <w:lvlText w:val=""/>
+      <w:lvlJc w:val="left"/>
+    </w:lvl>
+    <w:lvl w:ilvl="3" w:tplc="BFAA746C">
+      <w:numFmt w:val="decimal"/>
+      <w:lvlText w:val=""/>
+      <w:lvlJc w:val="left"/>
+    </w:lvl>
+    <w:lvl w:ilvl="4" w:tplc="B8DC4E14">
+      <w:numFmt w:val="decimal"/>
+      <w:lvlText w:val=""/>
+      <w:lvlJc w:val="left"/>
+    </w:lvl>
+    <w:lvl w:ilvl="5" w:tplc="B2AC0664">
+      <w:numFmt w:val="decimal"/>
+      <w:lvlText w:val=""/>
+      <w:lvlJc w:val="left"/>
+    </w:lvl>
+    <w:lvl w:ilvl="6" w:tplc="84E257C6">
+      <w:numFmt w:val="decimal"/>
+      <w:lvlText w:val=""/>
+      <w:lvlJc w:val="left"/>
+    </w:lvl>
+    <w:lvl w:ilvl="7" w:tplc="A96C2F5A">
+      <w:numFmt w:val="decimal"/>
+      <w:lvlText w:val=""/>
+      <w:lvlJc w:val="left"/>
+    </w:lvl>
+    <w:lvl w:ilvl="8" w:tplc="07C6A744">
+      <w:numFmt w:val="decimal"/>
+      <w:lvlText w:val=""/>
+      <w:lvlJc w:val="left"/>
+    </w:lvl>
+  </w:abstractNum>
   <w:abstractNum w:abstractNumId="2" w15:restartNumberingAfterBreak="0">
-    <w:nsid w:val="68C237A5"/>
+    <w:nsid w:val="446923CE"/>
     <w:multiLevelType w:val="hybridMultilevel"/>
-    <w:tmpl w:val="F88006AE"/>
-    <w:lvl w:ilvl="0" w:tplc="9C1E9456">
+    <w:tmpl w:val="8C4486CE"/>
+    <w:lvl w:ilvl="0" w:tplc="11288B0E">
       <w:start w:val="1"/>
       <w:numFmt w:val="bullet"/>
       <w:lvlText w:val="•"/>
@@ -6104,49 +6104,49 @@
         <w:ind w:left="560" w:hanging="280"/>
       </w:pPr>
     </w:lvl>
-    <w:lvl w:ilvl="1" w:tplc="409E490C">
+    <w:lvl w:ilvl="1" w:tplc="38E4DE28">
       <w:numFmt w:val="decimal"/>
       <w:lvlText w:val=""/>
       <w:lvlJc w:val="left"/>
     </w:lvl>
-    <w:lvl w:ilvl="2" w:tplc="9E24684A">
+    <w:lvl w:ilvl="2" w:tplc="3B0457A2">
       <w:numFmt w:val="decimal"/>
       <w:lvlText w:val=""/>
       <w:lvlJc w:val="left"/>
     </w:lvl>
-    <w:lvl w:ilvl="3" w:tplc="7342287E">
+    <w:lvl w:ilvl="3" w:tplc="7D2C7B6E">
       <w:numFmt w:val="decimal"/>
       <w:lvlText w:val=""/>
       <w:lvlJc w:val="left"/>
     </w:lvl>
-    <w:lvl w:ilvl="4" w:tplc="D3560D98">
+    <w:lvl w:ilvl="4" w:tplc="97261A4A">
       <w:numFmt w:val="decimal"/>
       <w:lvlText w:val=""/>
       <w:lvlJc w:val="left"/>
     </w:lvl>
-    <w:lvl w:ilvl="5" w:tplc="EF621D64">
+    <w:lvl w:ilvl="5" w:tplc="085E43EE">
       <w:numFmt w:val="decimal"/>
       <w:lvlText w:val=""/>
       <w:lvlJc w:val="left"/>
     </w:lvl>
-    <w:lvl w:ilvl="6" w:tplc="DC42827C">
+    <w:lvl w:ilvl="6" w:tplc="8CCCE72A">
       <w:numFmt w:val="decimal"/>
       <w:lvlText w:val=""/>
       <w:lvlJc w:val="left"/>
     </w:lvl>
-    <w:lvl w:ilvl="7" w:tplc="3976D846">
+    <w:lvl w:ilvl="7" w:tplc="D5AA812C">
       <w:numFmt w:val="decimal"/>
       <w:lvlText w:val=""/>
       <w:lvlJc w:val="left"/>
     </w:lvl>
-    <w:lvl w:ilvl="8" w:tplc="742648A2">
+    <w:lvl w:ilvl="8" w:tplc="F968AF8C">
       <w:numFmt w:val="decimal"/>
       <w:lvlText w:val=""/>
       <w:lvlJc w:val="left"/>
     </w:lvl>
   </w:abstractNum>
-  <w:num w:numId="1" w16cid:durableId="664364358">
-    <w:abstractNumId w:val="1"/>
+  <w:num w:numId="1" w16cid:durableId="1639067703">
+    <w:abstractNumId w:val="0"/>
     <w:lvlOverride w:ilvl="0">
       <w:startOverride w:val="1"/>
     </w:lvlOverride>
@@ -6739,7 +6739,7 @@
     <w:autoRedefine/>
     <w:uiPriority w:val="39"/>
     <w:unhideWhenUsed/>
-    <w:rsid w:val="00B11ED7"/>
+    <w:rsid w:val="00C75BA3"/>
     <w:pPr>
       <w:spacing w:after="100"/>
     </w:pPr>

--- a/public/documentos/GOB-08-registro-de-lecciones-aprendidas.docx
+++ b/public/documentos/GOB-08-registro-de-lecciones-aprendidas.docx
@@ -52,7 +52,7 @@
                 <w:noProof/>
               </w:rPr>
               <w:drawing>
-                <wp:inline distT="0" distB="0" distL="0" distR="0" wp14:anchorId="4AC658D2" wp14:editId="364A4A81">
+                <wp:inline distT="0" distB="0" distL="0" distR="0" wp14:anchorId="6A00F3C5" wp14:editId="4194C2CE">
                   <wp:extent cx="990600" cy="990600"/>
                   <wp:effectExtent l="0" t="0" r="0" b="0"/>
                   <wp:docPr id="1" name="Imagen 1"/>
@@ -171,10 +171,10 @@
                 <w:noProof/>
               </w:rPr>
               <w:drawing>
-                <wp:inline distT="0" distB="0" distL="0" distR="0" wp14:anchorId="5B190503" wp14:editId="69E22F3C">
+                <wp:inline distT="0" distB="0" distL="0" distR="0" wp14:anchorId="03022471" wp14:editId="043CC118">
                   <wp:extent cx="800100" cy="800100"/>
                   <wp:effectExtent l="0" t="0" r="0" b="0"/>
-                  <wp:docPr id="1132266094" name="Imagen 1132266094"/>
+                  <wp:docPr id="1910816481" name="Imagen 1910816481"/>
                   <wp:cNvGraphicFramePr>
                     <a:graphicFrameLocks xmlns:a="http://schemas.openxmlformats.org/drawingml/2006/main" noChangeAspect="1"/>
                   </wp:cNvGraphicFramePr>
@@ -1117,7 +1117,7 @@
                 <w:sz w:val="17"/>
                 <w:szCs w:val="17"/>
               </w:rPr>
-              <w:t>Responsable del modelo de Machine Learning</w:t>
+              <w:t>Responsable del modelo de Machine Learning y Product Owner</w:t>
             </w:r>
           </w:p>
         </w:tc>
@@ -2585,7 +2585,7 @@
     <w:sdt>
       <w:sdtPr>
         <w:alias w:val="Contenido"/>
-        <w:id w:val="1925683269"/>
+        <w:id w:val="494841231"/>
       </w:sdtPr>
       <w:sdtEndPr/>
       <w:sdtContent>
@@ -2611,7 +2611,7 @@
           <w:r>
             <w:fldChar w:fldCharType="separate"/>
           </w:r>
-          <w:hyperlink w:anchor="_Toc242549558" w:history="1">
+          <w:hyperlink w:anchor="_Toc243091610" w:history="1">
             <w:r>
               <w:rPr>
                 <w:rStyle w:val="Hipervnculo"/>
@@ -2635,7 +2635,7 @@
               <w:rPr>
                 <w:noProof/>
               </w:rPr>
-              <w:instrText xml:space="preserve"> PAGEREF _Toc242549558 \h </w:instrText>
+              <w:instrText xml:space="preserve"> PAGEREF _Toc243091610 \h </w:instrText>
             </w:r>
             <w:r>
               <w:rPr>
@@ -2675,7 +2675,7 @@
               <w14:ligatures w14:val="standardContextual"/>
             </w:rPr>
           </w:pPr>
-          <w:hyperlink w:anchor="_Toc242549559" w:history="1">
+          <w:hyperlink w:anchor="_Toc243091611" w:history="1">
             <w:r>
               <w:rPr>
                 <w:rStyle w:val="Hipervnculo"/>
@@ -2699,7 +2699,7 @@
               <w:rPr>
                 <w:noProof/>
               </w:rPr>
-              <w:instrText xml:space="preserve"> PAGEREF _Toc242549559 \h </w:instrText>
+              <w:instrText xml:space="preserve"> PAGEREF _Toc243091611 \h </w:instrText>
             </w:r>
             <w:r>
               <w:rPr>
@@ -2749,7 +2749,7 @@
       <w:pPr>
         <w:pStyle w:val="Ttulo1"/>
       </w:pPr>
-      <w:bookmarkStart w:id="0" w:name="_Toc242549558"/>
+      <w:bookmarkStart w:id="0" w:name="_Toc243091610"/>
       <w:r>
         <w:lastRenderedPageBreak/>
         <w:t>1. Cómo se gestiona el conocimiento</w:t>
@@ -2778,7 +2778,7 @@
       <w:pPr>
         <w:pStyle w:val="Ttulo1"/>
       </w:pPr>
-      <w:bookmarkStart w:id="1" w:name="_Toc242549559"/>
+      <w:bookmarkStart w:id="1" w:name="_Toc243091611"/>
       <w:r>
         <w:t>2. Lecciones registradas</w:t>
       </w:r>
@@ -5952,10 +5952,118 @@
 <file path=word/numbering.xml><?xml version="1.0" encoding="utf-8"?>
 <w:numbering xmlns:wpc="http://schemas.microsoft.com/office/word/2010/wordprocessingCanvas" xmlns:cx="http://schemas.microsoft.com/office/drawing/2014/chartex" xmlns:cx1="http://schemas.microsoft.com/office/drawing/2015/9/8/chartex" xmlns:cx2="http://schemas.microsoft.com/office/drawing/2015/10/21/chartex" xmlns:cx3="http://schemas.microsoft.com/office/drawing/2016/5/9/chartex" xmlns:cx4="http://schemas.microsoft.com/office/drawing/2016/5/10/chartex" xmlns:cx5="http://schemas.microsoft.com/office/drawing/2016/5/11/chartex" xmlns:cx6="http://schemas.microsoft.com/office/drawing/2016/5/12/chartex" xmlns:cx7="http://schemas.microsoft.com/office/drawing/2016/5/13/chartex" xmlns:cx8="http://schemas.microsoft.com/office/drawing/2016/5/14/chartex" xmlns:mc="http://schemas.openxmlformats.org/markup-compatibility/2006" xmlns:aink="http://schemas.microsoft.com/office/drawing/2016/ink" xmlns:am3d="http://schemas.microsoft.com/office/drawing/2017/model3d" xmlns:o="urn:schemas-microsoft-com:office:office" xmlns:oel="http://schemas.microsoft.com/office/2019/extlst" xmlns:r="http://schemas.openxmlformats.org/officeDocument/2006/relationships" xmlns:m="http://schemas.openxmlformats.org/officeDocument/2006/math" xmlns:v="urn:schemas-microsoft-com:vml" xmlns:wp14="http://schemas.microsoft.com/office/word/2010/wordprocessingDrawing" xmlns:wp="http://schemas.openxmlformats.org/drawingml/2006/wordprocessingDrawing" xmlns:w10="urn:schemas-microsoft-com:office:word" xmlns:w="http://schemas.openxmlformats.org/wordprocessingml/2006/main" xmlns:w14="http://schemas.microsoft.com/office/word/2010/wordml" xmlns:w15="http://schemas.microsoft.com/office/word/2012/wordml" xmlns:w16cex="http://schemas.microsoft.com/office/word/2018/wordml/cex" xmlns:w16cid="http://schemas.microsoft.com/office/word/2016/wordml/cid" xmlns:w16="http://schemas.microsoft.com/office/word/2018/wordml" xmlns:w16du="http://schemas.microsoft.com/office/word/2023/wordml/word16du" xmlns:w16sdtdh="http://schemas.microsoft.com/office/word/2020/wordml/sdtdatahash" xmlns:w16sdtfl="http://schemas.microsoft.com/office/word/2024/wordml/sdtformatlock" xmlns:w16se="http://schemas.microsoft.com/office/word/2015/wordml/symex" xmlns:wpg="http://schemas.microsoft.com/office/word/2010/wordprocessingGroup" xmlns:wpi="http://schemas.microsoft.com/office/word/2010/wordprocessingInk" xmlns:wne="http://schemas.microsoft.com/office/word/2006/wordml" xmlns:wps="http://schemas.microsoft.com/office/word/2010/wordprocessingShape" mc:Ignorable="w14 w15 w16se w16cid w16 w16cex w16sdtdh w16sdtfl w16du wp14">
   <w:abstractNum w:abstractNumId="0" w15:restartNumberingAfterBreak="0">
-    <w:nsid w:val="0C9972DA"/>
+    <w:nsid w:val="1032791F"/>
     <w:multiLevelType w:val="hybridMultilevel"/>
-    <w:tmpl w:val="D5666540"/>
-    <w:lvl w:ilvl="0" w:tplc="E402B83C">
+    <w:tmpl w:val="BD08858C"/>
+    <w:lvl w:ilvl="0" w:tplc="C274589C">
+      <w:start w:val="1"/>
+      <w:numFmt w:val="bullet"/>
+      <w:lvlText w:val="•"/>
+      <w:lvlJc w:val="left"/>
+      <w:pPr>
+        <w:ind w:left="560" w:hanging="280"/>
+      </w:pPr>
+    </w:lvl>
+    <w:lvl w:ilvl="1" w:tplc="E05CAB4A">
+      <w:numFmt w:val="decimal"/>
+      <w:lvlText w:val=""/>
+      <w:lvlJc w:val="left"/>
+    </w:lvl>
+    <w:lvl w:ilvl="2" w:tplc="C924DEB2">
+      <w:numFmt w:val="decimal"/>
+      <w:lvlText w:val=""/>
+      <w:lvlJc w:val="left"/>
+    </w:lvl>
+    <w:lvl w:ilvl="3" w:tplc="D0BEC1DA">
+      <w:numFmt w:val="decimal"/>
+      <w:lvlText w:val=""/>
+      <w:lvlJc w:val="left"/>
+    </w:lvl>
+    <w:lvl w:ilvl="4" w:tplc="6422EE92">
+      <w:numFmt w:val="decimal"/>
+      <w:lvlText w:val=""/>
+      <w:lvlJc w:val="left"/>
+    </w:lvl>
+    <w:lvl w:ilvl="5" w:tplc="20F0ED2C">
+      <w:numFmt w:val="decimal"/>
+      <w:lvlText w:val=""/>
+      <w:lvlJc w:val="left"/>
+    </w:lvl>
+    <w:lvl w:ilvl="6" w:tplc="6508662A">
+      <w:numFmt w:val="decimal"/>
+      <w:lvlText w:val=""/>
+      <w:lvlJc w:val="left"/>
+    </w:lvl>
+    <w:lvl w:ilvl="7" w:tplc="C9425D10">
+      <w:numFmt w:val="decimal"/>
+      <w:lvlText w:val=""/>
+      <w:lvlJc w:val="left"/>
+    </w:lvl>
+    <w:lvl w:ilvl="8" w:tplc="B106BDF6">
+      <w:numFmt w:val="decimal"/>
+      <w:lvlText w:val=""/>
+      <w:lvlJc w:val="left"/>
+    </w:lvl>
+  </w:abstractNum>
+  <w:abstractNum w:abstractNumId="1" w15:restartNumberingAfterBreak="0">
+    <w:nsid w:val="3A5C2634"/>
+    <w:multiLevelType w:val="hybridMultilevel"/>
+    <w:tmpl w:val="BA689CC2"/>
+    <w:lvl w:ilvl="0" w:tplc="4BA43640">
+      <w:start w:val="1"/>
+      <w:numFmt w:val="decimal"/>
+      <w:lvlText w:val="%1."/>
+      <w:lvlJc w:val="left"/>
+      <w:pPr>
+        <w:ind w:left="560" w:hanging="340"/>
+      </w:pPr>
+    </w:lvl>
+    <w:lvl w:ilvl="1" w:tplc="8F7A9D1C">
+      <w:numFmt w:val="decimal"/>
+      <w:lvlText w:val=""/>
+      <w:lvlJc w:val="left"/>
+    </w:lvl>
+    <w:lvl w:ilvl="2" w:tplc="AB042BC8">
+      <w:numFmt w:val="decimal"/>
+      <w:lvlText w:val=""/>
+      <w:lvlJc w:val="left"/>
+    </w:lvl>
+    <w:lvl w:ilvl="3" w:tplc="E32A6BE2">
+      <w:numFmt w:val="decimal"/>
+      <w:lvlText w:val=""/>
+      <w:lvlJc w:val="left"/>
+    </w:lvl>
+    <w:lvl w:ilvl="4" w:tplc="5F84B1AC">
+      <w:numFmt w:val="decimal"/>
+      <w:lvlText w:val=""/>
+      <w:lvlJc w:val="left"/>
+    </w:lvl>
+    <w:lvl w:ilvl="5" w:tplc="C20828C8">
+      <w:numFmt w:val="decimal"/>
+      <w:lvlText w:val=""/>
+      <w:lvlJc w:val="left"/>
+    </w:lvl>
+    <w:lvl w:ilvl="6" w:tplc="D366AAD2">
+      <w:numFmt w:val="decimal"/>
+      <w:lvlText w:val=""/>
+      <w:lvlJc w:val="left"/>
+    </w:lvl>
+    <w:lvl w:ilvl="7" w:tplc="B3DEE8CE">
+      <w:numFmt w:val="decimal"/>
+      <w:lvlText w:val=""/>
+      <w:lvlJc w:val="left"/>
+    </w:lvl>
+    <w:lvl w:ilvl="8" w:tplc="C6428F6E">
+      <w:numFmt w:val="decimal"/>
+      <w:lvlText w:val=""/>
+      <w:lvlJc w:val="left"/>
+    </w:lvl>
+  </w:abstractNum>
+  <w:abstractNum w:abstractNumId="2" w15:restartNumberingAfterBreak="0">
+    <w:nsid w:val="5A8D23D6"/>
+    <w:multiLevelType w:val="hybridMultilevel"/>
+    <w:tmpl w:val="E4DA26F6"/>
+    <w:lvl w:ilvl="0" w:tplc="2C74BE1A">
       <w:start w:val="1"/>
       <w:numFmt w:val="bullet"/>
       <w:lvlText w:val="●"/>
@@ -5964,7 +6072,7 @@
         <w:ind w:left="720" w:hanging="360"/>
       </w:pPr>
     </w:lvl>
-    <w:lvl w:ilvl="1" w:tplc="76F40446">
+    <w:lvl w:ilvl="1" w:tplc="99D85B58">
       <w:start w:val="1"/>
       <w:numFmt w:val="bullet"/>
       <w:lvlText w:val="○"/>
@@ -5973,7 +6081,7 @@
         <w:ind w:left="1440" w:hanging="360"/>
       </w:pPr>
     </w:lvl>
-    <w:lvl w:ilvl="2" w:tplc="46382184">
+    <w:lvl w:ilvl="2" w:tplc="913E7D3E">
       <w:start w:val="1"/>
       <w:numFmt w:val="bullet"/>
       <w:lvlText w:val="■"/>
@@ -5982,7 +6090,7 @@
         <w:ind w:left="2160" w:hanging="360"/>
       </w:pPr>
     </w:lvl>
-    <w:lvl w:ilvl="3" w:tplc="151424DE">
+    <w:lvl w:ilvl="3" w:tplc="53B24208">
       <w:start w:val="1"/>
       <w:numFmt w:val="bullet"/>
       <w:lvlText w:val="●"/>
@@ -5991,7 +6099,7 @@
         <w:ind w:left="2880" w:hanging="360"/>
       </w:pPr>
     </w:lvl>
-    <w:lvl w:ilvl="4" w:tplc="D63441C0">
+    <w:lvl w:ilvl="4" w:tplc="9D3481B2">
       <w:start w:val="1"/>
       <w:numFmt w:val="bullet"/>
       <w:lvlText w:val="○"/>
@@ -6000,7 +6108,7 @@
         <w:ind w:left="3600" w:hanging="360"/>
       </w:pPr>
     </w:lvl>
-    <w:lvl w:ilvl="5" w:tplc="D988D9C8">
+    <w:lvl w:ilvl="5" w:tplc="0B040F5E">
       <w:start w:val="1"/>
       <w:numFmt w:val="bullet"/>
       <w:lvlText w:val="■"/>
@@ -6009,7 +6117,7 @@
         <w:ind w:left="4320" w:hanging="360"/>
       </w:pPr>
     </w:lvl>
-    <w:lvl w:ilvl="6" w:tplc="6E58AFF6">
+    <w:lvl w:ilvl="6" w:tplc="C84C88D6">
       <w:start w:val="1"/>
       <w:numFmt w:val="bullet"/>
       <w:lvlText w:val="●"/>
@@ -6018,7 +6126,7 @@
         <w:ind w:left="5040" w:hanging="360"/>
       </w:pPr>
     </w:lvl>
-    <w:lvl w:ilvl="7" w:tplc="17625A68">
+    <w:lvl w:ilvl="7" w:tplc="EDFEEF78">
       <w:start w:val="1"/>
       <w:numFmt w:val="bullet"/>
       <w:lvlText w:val="●"/>
@@ -6027,7 +6135,7 @@
         <w:ind w:left="5760" w:hanging="360"/>
       </w:pPr>
     </w:lvl>
-    <w:lvl w:ilvl="8" w:tplc="BF083550">
+    <w:lvl w:ilvl="8" w:tplc="6A9EAD68">
       <w:start w:val="1"/>
       <w:numFmt w:val="bullet"/>
       <w:lvlText w:val="●"/>
@@ -6037,116 +6145,8 @@
       </w:pPr>
     </w:lvl>
   </w:abstractNum>
-  <w:abstractNum w:abstractNumId="1" w15:restartNumberingAfterBreak="0">
-    <w:nsid w:val="378951E1"/>
-    <w:multiLevelType w:val="hybridMultilevel"/>
-    <w:tmpl w:val="C9AC69A4"/>
-    <w:lvl w:ilvl="0" w:tplc="52FCDC90">
-      <w:start w:val="1"/>
-      <w:numFmt w:val="decimal"/>
-      <w:lvlText w:val="%1."/>
-      <w:lvlJc w:val="left"/>
-      <w:pPr>
-        <w:ind w:left="560" w:hanging="340"/>
-      </w:pPr>
-    </w:lvl>
-    <w:lvl w:ilvl="1" w:tplc="0C9ADDA8">
-      <w:numFmt w:val="decimal"/>
-      <w:lvlText w:val=""/>
-      <w:lvlJc w:val="left"/>
-    </w:lvl>
-    <w:lvl w:ilvl="2" w:tplc="FD2E5C6A">
-      <w:numFmt w:val="decimal"/>
-      <w:lvlText w:val=""/>
-      <w:lvlJc w:val="left"/>
-    </w:lvl>
-    <w:lvl w:ilvl="3" w:tplc="BFAA746C">
-      <w:numFmt w:val="decimal"/>
-      <w:lvlText w:val=""/>
-      <w:lvlJc w:val="left"/>
-    </w:lvl>
-    <w:lvl w:ilvl="4" w:tplc="B8DC4E14">
-      <w:numFmt w:val="decimal"/>
-      <w:lvlText w:val=""/>
-      <w:lvlJc w:val="left"/>
-    </w:lvl>
-    <w:lvl w:ilvl="5" w:tplc="B2AC0664">
-      <w:numFmt w:val="decimal"/>
-      <w:lvlText w:val=""/>
-      <w:lvlJc w:val="left"/>
-    </w:lvl>
-    <w:lvl w:ilvl="6" w:tplc="84E257C6">
-      <w:numFmt w:val="decimal"/>
-      <w:lvlText w:val=""/>
-      <w:lvlJc w:val="left"/>
-    </w:lvl>
-    <w:lvl w:ilvl="7" w:tplc="A96C2F5A">
-      <w:numFmt w:val="decimal"/>
-      <w:lvlText w:val=""/>
-      <w:lvlJc w:val="left"/>
-    </w:lvl>
-    <w:lvl w:ilvl="8" w:tplc="07C6A744">
-      <w:numFmt w:val="decimal"/>
-      <w:lvlText w:val=""/>
-      <w:lvlJc w:val="left"/>
-    </w:lvl>
-  </w:abstractNum>
-  <w:abstractNum w:abstractNumId="2" w15:restartNumberingAfterBreak="0">
-    <w:nsid w:val="446923CE"/>
-    <w:multiLevelType w:val="hybridMultilevel"/>
-    <w:tmpl w:val="8C4486CE"/>
-    <w:lvl w:ilvl="0" w:tplc="11288B0E">
-      <w:start w:val="1"/>
-      <w:numFmt w:val="bullet"/>
-      <w:lvlText w:val="•"/>
-      <w:lvlJc w:val="left"/>
-      <w:pPr>
-        <w:ind w:left="560" w:hanging="280"/>
-      </w:pPr>
-    </w:lvl>
-    <w:lvl w:ilvl="1" w:tplc="38E4DE28">
-      <w:numFmt w:val="decimal"/>
-      <w:lvlText w:val=""/>
-      <w:lvlJc w:val="left"/>
-    </w:lvl>
-    <w:lvl w:ilvl="2" w:tplc="3B0457A2">
-      <w:numFmt w:val="decimal"/>
-      <w:lvlText w:val=""/>
-      <w:lvlJc w:val="left"/>
-    </w:lvl>
-    <w:lvl w:ilvl="3" w:tplc="7D2C7B6E">
-      <w:numFmt w:val="decimal"/>
-      <w:lvlText w:val=""/>
-      <w:lvlJc w:val="left"/>
-    </w:lvl>
-    <w:lvl w:ilvl="4" w:tplc="97261A4A">
-      <w:numFmt w:val="decimal"/>
-      <w:lvlText w:val=""/>
-      <w:lvlJc w:val="left"/>
-    </w:lvl>
-    <w:lvl w:ilvl="5" w:tplc="085E43EE">
-      <w:numFmt w:val="decimal"/>
-      <w:lvlText w:val=""/>
-      <w:lvlJc w:val="left"/>
-    </w:lvl>
-    <w:lvl w:ilvl="6" w:tplc="8CCCE72A">
-      <w:numFmt w:val="decimal"/>
-      <w:lvlText w:val=""/>
-      <w:lvlJc w:val="left"/>
-    </w:lvl>
-    <w:lvl w:ilvl="7" w:tplc="D5AA812C">
-      <w:numFmt w:val="decimal"/>
-      <w:lvlText w:val=""/>
-      <w:lvlJc w:val="left"/>
-    </w:lvl>
-    <w:lvl w:ilvl="8" w:tplc="F968AF8C">
-      <w:numFmt w:val="decimal"/>
-      <w:lvlText w:val=""/>
-      <w:lvlJc w:val="left"/>
-    </w:lvl>
-  </w:abstractNum>
-  <w:num w:numId="1" w16cid:durableId="1639067703">
-    <w:abstractNumId w:val="0"/>
+  <w:num w:numId="1" w16cid:durableId="229196232">
+    <w:abstractNumId w:val="2"/>
     <w:lvlOverride w:ilvl="0">
       <w:startOverride w:val="1"/>
     </w:lvlOverride>
@@ -6739,7 +6739,7 @@
     <w:autoRedefine/>
     <w:uiPriority w:val="39"/>
     <w:unhideWhenUsed/>
-    <w:rsid w:val="00C75BA3"/>
+    <w:rsid w:val="005A25DA"/>
     <w:pPr>
       <w:spacing w:after="100"/>
     </w:pPr>

--- a/public/documentos/GOB-08-registro-de-lecciones-aprendidas.docx
+++ b/public/documentos/GOB-08-registro-de-lecciones-aprendidas.docx
@@ -18,7 +18,7 @@
           <w:left w:w="10" w:type="dxa"/>
           <w:right w:w="10" w:type="dxa"/>
         </w:tblCellMar>
-        <w:tblLook w:val="04A0" w:firstRow="1" w:lastRow="0" w:firstColumn="1" w:lastColumn="0" w:noHBand="0" w:noVBand="1"/>
+        <w:tblLook w:val="0000" w:firstRow="0" w:lastRow="0" w:firstColumn="0" w:lastColumn="0" w:noHBand="0" w:noVBand="0"/>
       </w:tblPr>
       <w:tblGrid>
         <w:gridCol w:w="1757"/>
@@ -52,7 +52,7 @@
                 <w:noProof/>
               </w:rPr>
               <w:drawing>
-                <wp:inline distT="0" distB="0" distL="0" distR="0" wp14:anchorId="6A00F3C5" wp14:editId="4194C2CE">
+                <wp:inline distT="0" distB="0" distL="0" distR="0" wp14:anchorId="128D24F5" wp14:editId="4BCF8539">
                   <wp:extent cx="990600" cy="990600"/>
                   <wp:effectExtent l="0" t="0" r="0" b="0"/>
                   <wp:docPr id="1" name="Imagen 1"/>
@@ -171,10 +171,10 @@
                 <w:noProof/>
               </w:rPr>
               <w:drawing>
-                <wp:inline distT="0" distB="0" distL="0" distR="0" wp14:anchorId="03022471" wp14:editId="043CC118">
+                <wp:inline distT="0" distB="0" distL="0" distR="0" wp14:anchorId="7336BAB7" wp14:editId="15A5E49C">
                   <wp:extent cx="800100" cy="800100"/>
                   <wp:effectExtent l="0" t="0" r="0" b="0"/>
-                  <wp:docPr id="1910816481" name="Imagen 1910816481"/>
+                  <wp:docPr id="557342128" name="Imagen 557342128"/>
                   <wp:cNvGraphicFramePr>
                     <a:graphicFrameLocks xmlns:a="http://schemas.openxmlformats.org/drawingml/2006/main" noChangeAspect="1"/>
                   </wp:cNvGraphicFramePr>
@@ -308,7 +308,7 @@
           <w:left w:w="10" w:type="dxa"/>
           <w:right w:w="10" w:type="dxa"/>
         </w:tblCellMar>
-        <w:tblLook w:val="04A0" w:firstRow="1" w:lastRow="0" w:firstColumn="1" w:lastColumn="0" w:noHBand="0" w:noVBand="1"/>
+        <w:tblLook w:val="0000" w:firstRow="0" w:lastRow="0" w:firstColumn="0" w:lastColumn="0" w:noHBand="0" w:noVBand="0"/>
       </w:tblPr>
       <w:tblGrid>
         <w:gridCol w:w="2636"/>
@@ -786,7 +786,7 @@
           <w:left w:w="10" w:type="dxa"/>
           <w:right w:w="10" w:type="dxa"/>
         </w:tblCellMar>
-        <w:tblLook w:val="04A0" w:firstRow="1" w:lastRow="0" w:firstColumn="1" w:lastColumn="0" w:noHBand="0" w:noVBand="1"/>
+        <w:tblLook w:val="0000" w:firstRow="0" w:lastRow="0" w:firstColumn="0" w:lastColumn="0" w:noHBand="0" w:noVBand="0"/>
       </w:tblPr>
       <w:tblGrid>
         <w:gridCol w:w="4042"/>
@@ -1399,7 +1399,7 @@
           <w:left w:w="10" w:type="dxa"/>
           <w:right w:w="10" w:type="dxa"/>
         </w:tblCellMar>
-        <w:tblLook w:val="04A0" w:firstRow="1" w:lastRow="0" w:firstColumn="1" w:lastColumn="0" w:noHBand="0" w:noVBand="1"/>
+        <w:tblLook w:val="0000" w:firstRow="0" w:lastRow="0" w:firstColumn="0" w:lastColumn="0" w:noHBand="0" w:noVBand="0"/>
       </w:tblPr>
       <w:tblGrid>
         <w:gridCol w:w="2636"/>
@@ -1817,7 +1817,7 @@
           <w:left w:w="10" w:type="dxa"/>
           <w:right w:w="10" w:type="dxa"/>
         </w:tblCellMar>
-        <w:tblLook w:val="04A0" w:firstRow="1" w:lastRow="0" w:firstColumn="1" w:lastColumn="0" w:noHBand="0" w:noVBand="1"/>
+        <w:tblLook w:val="0000" w:firstRow="0" w:lastRow="0" w:firstColumn="0" w:lastColumn="0" w:noHBand="0" w:noVBand="0"/>
       </w:tblPr>
       <w:tblGrid>
         <w:gridCol w:w="1054"/>
@@ -2158,7 +2158,7 @@
           <w:left w:w="10" w:type="dxa"/>
           <w:right w:w="10" w:type="dxa"/>
         </w:tblCellMar>
-        <w:tblLook w:val="04A0" w:firstRow="1" w:lastRow="0" w:firstColumn="1" w:lastColumn="0" w:noHBand="0" w:noVBand="1"/>
+        <w:tblLook w:val="0000" w:firstRow="0" w:lastRow="0" w:firstColumn="0" w:lastColumn="0" w:noHBand="0" w:noVBand="0"/>
       </w:tblPr>
       <w:tblGrid>
         <w:gridCol w:w="2636"/>
@@ -2498,7 +2498,7 @@
           <w:left w:w="10" w:type="dxa"/>
           <w:right w:w="10" w:type="dxa"/>
         </w:tblCellMar>
-        <w:tblLook w:val="04A0" w:firstRow="1" w:lastRow="0" w:firstColumn="1" w:lastColumn="0" w:noHBand="0" w:noVBand="1"/>
+        <w:tblLook w:val="0000" w:firstRow="0" w:lastRow="0" w:firstColumn="0" w:lastColumn="0" w:noHBand="0" w:noVBand="0"/>
       </w:tblPr>
       <w:tblGrid>
         <w:gridCol w:w="8787"/>
@@ -2585,7 +2585,7 @@
     <w:sdt>
       <w:sdtPr>
         <w:alias w:val="Contenido"/>
-        <w:id w:val="494841231"/>
+        <w:id w:val="-482536791"/>
       </w:sdtPr>
       <w:sdtEndPr/>
       <w:sdtContent>
@@ -2611,7 +2611,7 @@
           <w:r>
             <w:fldChar w:fldCharType="separate"/>
           </w:r>
-          <w:hyperlink w:anchor="_Toc243091610" w:history="1">
+          <w:hyperlink w:anchor="_Toc243093423" w:history="1">
             <w:r>
               <w:rPr>
                 <w:rStyle w:val="Hipervnculo"/>
@@ -2635,7 +2635,7 @@
               <w:rPr>
                 <w:noProof/>
               </w:rPr>
-              <w:instrText xml:space="preserve"> PAGEREF _Toc243091610 \h </w:instrText>
+              <w:instrText xml:space="preserve"> PAGEREF _Toc243093423 \h </w:instrText>
             </w:r>
             <w:r>
               <w:rPr>
@@ -2675,7 +2675,7 @@
               <w14:ligatures w14:val="standardContextual"/>
             </w:rPr>
           </w:pPr>
-          <w:hyperlink w:anchor="_Toc243091611" w:history="1">
+          <w:hyperlink w:anchor="_Toc243093424" w:history="1">
             <w:r>
               <w:rPr>
                 <w:rStyle w:val="Hipervnculo"/>
@@ -2699,7 +2699,7 @@
               <w:rPr>
                 <w:noProof/>
               </w:rPr>
-              <w:instrText xml:space="preserve"> PAGEREF _Toc243091611 \h </w:instrText>
+              <w:instrText xml:space="preserve"> PAGEREF _Toc243093424 \h </w:instrText>
             </w:r>
             <w:r>
               <w:rPr>
@@ -2749,7 +2749,7 @@
       <w:pPr>
         <w:pStyle w:val="Ttulo1"/>
       </w:pPr>
-      <w:bookmarkStart w:id="0" w:name="_Toc243091610"/>
+      <w:bookmarkStart w:id="0" w:name="_Toc243093423"/>
       <w:r>
         <w:lastRenderedPageBreak/>
         <w:t>1. Cómo se gestiona el conocimiento</w:t>
@@ -2778,7 +2778,7 @@
       <w:pPr>
         <w:pStyle w:val="Ttulo1"/>
       </w:pPr>
-      <w:bookmarkStart w:id="1" w:name="_Toc243091611"/>
+      <w:bookmarkStart w:id="1" w:name="_Toc243093424"/>
       <w:r>
         <w:t>2. Lecciones registradas</w:t>
       </w:r>
@@ -2826,7 +2826,7 @@
           <w:left w:w="10" w:type="dxa"/>
           <w:right w:w="10" w:type="dxa"/>
         </w:tblCellMar>
-        <w:tblLook w:val="04A0" w:firstRow="1" w:lastRow="0" w:firstColumn="1" w:lastColumn="0" w:noHBand="0" w:noVBand="1"/>
+        <w:tblLook w:val="0000" w:firstRow="0" w:lastRow="0" w:firstColumn="0" w:lastColumn="0" w:noHBand="0" w:noVBand="0"/>
       </w:tblPr>
       <w:tblGrid>
         <w:gridCol w:w="874"/>
@@ -5952,64 +5952,10 @@
 <file path=word/numbering.xml><?xml version="1.0" encoding="utf-8"?>
 <w:numbering xmlns:wpc="http://schemas.microsoft.com/office/word/2010/wordprocessingCanvas" xmlns:cx="http://schemas.microsoft.com/office/drawing/2014/chartex" xmlns:cx1="http://schemas.microsoft.com/office/drawing/2015/9/8/chartex" xmlns:cx2="http://schemas.microsoft.com/office/drawing/2015/10/21/chartex" xmlns:cx3="http://schemas.microsoft.com/office/drawing/2016/5/9/chartex" xmlns:cx4="http://schemas.microsoft.com/office/drawing/2016/5/10/chartex" xmlns:cx5="http://schemas.microsoft.com/office/drawing/2016/5/11/chartex" xmlns:cx6="http://schemas.microsoft.com/office/drawing/2016/5/12/chartex" xmlns:cx7="http://schemas.microsoft.com/office/drawing/2016/5/13/chartex" xmlns:cx8="http://schemas.microsoft.com/office/drawing/2016/5/14/chartex" xmlns:mc="http://schemas.openxmlformats.org/markup-compatibility/2006" xmlns:aink="http://schemas.microsoft.com/office/drawing/2016/ink" xmlns:am3d="http://schemas.microsoft.com/office/drawing/2017/model3d" xmlns:o="urn:schemas-microsoft-com:office:office" xmlns:oel="http://schemas.microsoft.com/office/2019/extlst" xmlns:r="http://schemas.openxmlformats.org/officeDocument/2006/relationships" xmlns:m="http://schemas.openxmlformats.org/officeDocument/2006/math" xmlns:v="urn:schemas-microsoft-com:vml" xmlns:wp14="http://schemas.microsoft.com/office/word/2010/wordprocessingDrawing" xmlns:wp="http://schemas.openxmlformats.org/drawingml/2006/wordprocessingDrawing" xmlns:w10="urn:schemas-microsoft-com:office:word" xmlns:w="http://schemas.openxmlformats.org/wordprocessingml/2006/main" xmlns:w14="http://schemas.microsoft.com/office/word/2010/wordml" xmlns:w15="http://schemas.microsoft.com/office/word/2012/wordml" xmlns:w16cex="http://schemas.microsoft.com/office/word/2018/wordml/cex" xmlns:w16cid="http://schemas.microsoft.com/office/word/2016/wordml/cid" xmlns:w16="http://schemas.microsoft.com/office/word/2018/wordml" xmlns:w16du="http://schemas.microsoft.com/office/word/2023/wordml/word16du" xmlns:w16sdtdh="http://schemas.microsoft.com/office/word/2020/wordml/sdtdatahash" xmlns:w16sdtfl="http://schemas.microsoft.com/office/word/2024/wordml/sdtformatlock" xmlns:w16se="http://schemas.microsoft.com/office/word/2015/wordml/symex" xmlns:wpg="http://schemas.microsoft.com/office/word/2010/wordprocessingGroup" xmlns:wpi="http://schemas.microsoft.com/office/word/2010/wordprocessingInk" xmlns:wne="http://schemas.microsoft.com/office/word/2006/wordml" xmlns:wps="http://schemas.microsoft.com/office/word/2010/wordprocessingShape" mc:Ignorable="w14 w15 w16se w16cid w16 w16cex w16sdtdh w16sdtfl w16du wp14">
   <w:abstractNum w:abstractNumId="0" w15:restartNumberingAfterBreak="0">
-    <w:nsid w:val="1032791F"/>
+    <w:nsid w:val="24FB5F5C"/>
     <w:multiLevelType w:val="hybridMultilevel"/>
-    <w:tmpl w:val="BD08858C"/>
-    <w:lvl w:ilvl="0" w:tplc="C274589C">
-      <w:start w:val="1"/>
-      <w:numFmt w:val="bullet"/>
-      <w:lvlText w:val="•"/>
-      <w:lvlJc w:val="left"/>
-      <w:pPr>
-        <w:ind w:left="560" w:hanging="280"/>
-      </w:pPr>
-    </w:lvl>
-    <w:lvl w:ilvl="1" w:tplc="E05CAB4A">
-      <w:numFmt w:val="decimal"/>
-      <w:lvlText w:val=""/>
-      <w:lvlJc w:val="left"/>
-    </w:lvl>
-    <w:lvl w:ilvl="2" w:tplc="C924DEB2">
-      <w:numFmt w:val="decimal"/>
-      <w:lvlText w:val=""/>
-      <w:lvlJc w:val="left"/>
-    </w:lvl>
-    <w:lvl w:ilvl="3" w:tplc="D0BEC1DA">
-      <w:numFmt w:val="decimal"/>
-      <w:lvlText w:val=""/>
-      <w:lvlJc w:val="left"/>
-    </w:lvl>
-    <w:lvl w:ilvl="4" w:tplc="6422EE92">
-      <w:numFmt w:val="decimal"/>
-      <w:lvlText w:val=""/>
-      <w:lvlJc w:val="left"/>
-    </w:lvl>
-    <w:lvl w:ilvl="5" w:tplc="20F0ED2C">
-      <w:numFmt w:val="decimal"/>
-      <w:lvlText w:val=""/>
-      <w:lvlJc w:val="left"/>
-    </w:lvl>
-    <w:lvl w:ilvl="6" w:tplc="6508662A">
-      <w:numFmt w:val="decimal"/>
-      <w:lvlText w:val=""/>
-      <w:lvlJc w:val="left"/>
-    </w:lvl>
-    <w:lvl w:ilvl="7" w:tplc="C9425D10">
-      <w:numFmt w:val="decimal"/>
-      <w:lvlText w:val=""/>
-      <w:lvlJc w:val="left"/>
-    </w:lvl>
-    <w:lvl w:ilvl="8" w:tplc="B106BDF6">
-      <w:numFmt w:val="decimal"/>
-      <w:lvlText w:val=""/>
-      <w:lvlJc w:val="left"/>
-    </w:lvl>
-  </w:abstractNum>
-  <w:abstractNum w:abstractNumId="1" w15:restartNumberingAfterBreak="0">
-    <w:nsid w:val="3A5C2634"/>
-    <w:multiLevelType w:val="hybridMultilevel"/>
-    <w:tmpl w:val="BA689CC2"/>
-    <w:lvl w:ilvl="0" w:tplc="4BA43640">
+    <w:tmpl w:val="103057EC"/>
+    <w:lvl w:ilvl="0" w:tplc="5314ACAE">
       <w:start w:val="1"/>
       <w:numFmt w:val="decimal"/>
       <w:lvlText w:val="%1."/>
@@ -6018,52 +5964,52 @@
         <w:ind w:left="560" w:hanging="340"/>
       </w:pPr>
     </w:lvl>
-    <w:lvl w:ilvl="1" w:tplc="8F7A9D1C">
+    <w:lvl w:ilvl="1" w:tplc="15026420">
       <w:numFmt w:val="decimal"/>
       <w:lvlText w:val=""/>
       <w:lvlJc w:val="left"/>
     </w:lvl>
-    <w:lvl w:ilvl="2" w:tplc="AB042BC8">
+    <w:lvl w:ilvl="2" w:tplc="AEF47C68">
       <w:numFmt w:val="decimal"/>
       <w:lvlText w:val=""/>
       <w:lvlJc w:val="left"/>
     </w:lvl>
-    <w:lvl w:ilvl="3" w:tplc="E32A6BE2">
+    <w:lvl w:ilvl="3" w:tplc="1338AAC2">
       <w:numFmt w:val="decimal"/>
       <w:lvlText w:val=""/>
       <w:lvlJc w:val="left"/>
     </w:lvl>
-    <w:lvl w:ilvl="4" w:tplc="5F84B1AC">
+    <w:lvl w:ilvl="4" w:tplc="60CE4A14">
       <w:numFmt w:val="decimal"/>
       <w:lvlText w:val=""/>
       <w:lvlJc w:val="left"/>
     </w:lvl>
-    <w:lvl w:ilvl="5" w:tplc="C20828C8">
+    <w:lvl w:ilvl="5" w:tplc="6504DE12">
       <w:numFmt w:val="decimal"/>
       <w:lvlText w:val=""/>
       <w:lvlJc w:val="left"/>
     </w:lvl>
-    <w:lvl w:ilvl="6" w:tplc="D366AAD2">
+    <w:lvl w:ilvl="6" w:tplc="1256C8A6">
       <w:numFmt w:val="decimal"/>
       <w:lvlText w:val=""/>
       <w:lvlJc w:val="left"/>
     </w:lvl>
-    <w:lvl w:ilvl="7" w:tplc="B3DEE8CE">
+    <w:lvl w:ilvl="7" w:tplc="21D8A49E">
       <w:numFmt w:val="decimal"/>
       <w:lvlText w:val=""/>
       <w:lvlJc w:val="left"/>
     </w:lvl>
-    <w:lvl w:ilvl="8" w:tplc="C6428F6E">
+    <w:lvl w:ilvl="8" w:tplc="B802C8EA">
       <w:numFmt w:val="decimal"/>
       <w:lvlText w:val=""/>
       <w:lvlJc w:val="left"/>
     </w:lvl>
   </w:abstractNum>
-  <w:abstractNum w:abstractNumId="2" w15:restartNumberingAfterBreak="0">
-    <w:nsid w:val="5A8D23D6"/>
+  <w:abstractNum w:abstractNumId="1" w15:restartNumberingAfterBreak="0">
+    <w:nsid w:val="3DD857ED"/>
     <w:multiLevelType w:val="hybridMultilevel"/>
-    <w:tmpl w:val="E4DA26F6"/>
-    <w:lvl w:ilvl="0" w:tplc="2C74BE1A">
+    <w:tmpl w:val="CDA27FAA"/>
+    <w:lvl w:ilvl="0" w:tplc="3CFE5408">
       <w:start w:val="1"/>
       <w:numFmt w:val="bullet"/>
       <w:lvlText w:val="●"/>
@@ -6072,7 +6018,7 @@
         <w:ind w:left="720" w:hanging="360"/>
       </w:pPr>
     </w:lvl>
-    <w:lvl w:ilvl="1" w:tplc="99D85B58">
+    <w:lvl w:ilvl="1" w:tplc="2F54FAF2">
       <w:start w:val="1"/>
       <w:numFmt w:val="bullet"/>
       <w:lvlText w:val="○"/>
@@ -6081,7 +6027,7 @@
         <w:ind w:left="1440" w:hanging="360"/>
       </w:pPr>
     </w:lvl>
-    <w:lvl w:ilvl="2" w:tplc="913E7D3E">
+    <w:lvl w:ilvl="2" w:tplc="A42496A6">
       <w:start w:val="1"/>
       <w:numFmt w:val="bullet"/>
       <w:lvlText w:val="■"/>
@@ -6090,7 +6036,7 @@
         <w:ind w:left="2160" w:hanging="360"/>
       </w:pPr>
     </w:lvl>
-    <w:lvl w:ilvl="3" w:tplc="53B24208">
+    <w:lvl w:ilvl="3" w:tplc="DBFCCF46">
       <w:start w:val="1"/>
       <w:numFmt w:val="bullet"/>
       <w:lvlText w:val="●"/>
@@ -6099,7 +6045,7 @@
         <w:ind w:left="2880" w:hanging="360"/>
       </w:pPr>
     </w:lvl>
-    <w:lvl w:ilvl="4" w:tplc="9D3481B2">
+    <w:lvl w:ilvl="4" w:tplc="3962C130">
       <w:start w:val="1"/>
       <w:numFmt w:val="bullet"/>
       <w:lvlText w:val="○"/>
@@ -6108,7 +6054,7 @@
         <w:ind w:left="3600" w:hanging="360"/>
       </w:pPr>
     </w:lvl>
-    <w:lvl w:ilvl="5" w:tplc="0B040F5E">
+    <w:lvl w:ilvl="5" w:tplc="C332CA94">
       <w:start w:val="1"/>
       <w:numFmt w:val="bullet"/>
       <w:lvlText w:val="■"/>
@@ -6117,7 +6063,7 @@
         <w:ind w:left="4320" w:hanging="360"/>
       </w:pPr>
     </w:lvl>
-    <w:lvl w:ilvl="6" w:tplc="C84C88D6">
+    <w:lvl w:ilvl="6" w:tplc="48C06354">
       <w:start w:val="1"/>
       <w:numFmt w:val="bullet"/>
       <w:lvlText w:val="●"/>
@@ -6126,7 +6072,7 @@
         <w:ind w:left="5040" w:hanging="360"/>
       </w:pPr>
     </w:lvl>
-    <w:lvl w:ilvl="7" w:tplc="EDFEEF78">
+    <w:lvl w:ilvl="7" w:tplc="2A0EDBB6">
       <w:start w:val="1"/>
       <w:numFmt w:val="bullet"/>
       <w:lvlText w:val="●"/>
@@ -6135,7 +6081,7 @@
         <w:ind w:left="5760" w:hanging="360"/>
       </w:pPr>
     </w:lvl>
-    <w:lvl w:ilvl="8" w:tplc="6A9EAD68">
+    <w:lvl w:ilvl="8" w:tplc="663095EC">
       <w:start w:val="1"/>
       <w:numFmt w:val="bullet"/>
       <w:lvlText w:val="●"/>
@@ -6145,8 +6091,62 @@
       </w:pPr>
     </w:lvl>
   </w:abstractNum>
-  <w:num w:numId="1" w16cid:durableId="229196232">
-    <w:abstractNumId w:val="2"/>
+  <w:abstractNum w:abstractNumId="2" w15:restartNumberingAfterBreak="0">
+    <w:nsid w:val="3F6247C3"/>
+    <w:multiLevelType w:val="hybridMultilevel"/>
+    <w:tmpl w:val="A8DEE4A6"/>
+    <w:lvl w:ilvl="0" w:tplc="32BA85C2">
+      <w:start w:val="1"/>
+      <w:numFmt w:val="bullet"/>
+      <w:lvlText w:val="•"/>
+      <w:lvlJc w:val="left"/>
+      <w:pPr>
+        <w:ind w:left="560" w:hanging="280"/>
+      </w:pPr>
+    </w:lvl>
+    <w:lvl w:ilvl="1" w:tplc="E620DB6E">
+      <w:numFmt w:val="decimal"/>
+      <w:lvlText w:val=""/>
+      <w:lvlJc w:val="left"/>
+    </w:lvl>
+    <w:lvl w:ilvl="2" w:tplc="9FA05A1E">
+      <w:numFmt w:val="decimal"/>
+      <w:lvlText w:val=""/>
+      <w:lvlJc w:val="left"/>
+    </w:lvl>
+    <w:lvl w:ilvl="3" w:tplc="BB7AC220">
+      <w:numFmt w:val="decimal"/>
+      <w:lvlText w:val=""/>
+      <w:lvlJc w:val="left"/>
+    </w:lvl>
+    <w:lvl w:ilvl="4" w:tplc="C0620B84">
+      <w:numFmt w:val="decimal"/>
+      <w:lvlText w:val=""/>
+      <w:lvlJc w:val="left"/>
+    </w:lvl>
+    <w:lvl w:ilvl="5" w:tplc="1BCA973C">
+      <w:numFmt w:val="decimal"/>
+      <w:lvlText w:val=""/>
+      <w:lvlJc w:val="left"/>
+    </w:lvl>
+    <w:lvl w:ilvl="6" w:tplc="4444797E">
+      <w:numFmt w:val="decimal"/>
+      <w:lvlText w:val=""/>
+      <w:lvlJc w:val="left"/>
+    </w:lvl>
+    <w:lvl w:ilvl="7" w:tplc="4CD625E0">
+      <w:numFmt w:val="decimal"/>
+      <w:lvlText w:val=""/>
+      <w:lvlJc w:val="left"/>
+    </w:lvl>
+    <w:lvl w:ilvl="8" w:tplc="7438F0CC">
+      <w:numFmt w:val="decimal"/>
+      <w:lvlText w:val=""/>
+      <w:lvlJc w:val="left"/>
+    </w:lvl>
+  </w:abstractNum>
+  <w:num w:numId="1" w16cid:durableId="451706843">
+    <w:abstractNumId w:val="1"/>
     <w:lvlOverride w:ilvl="0">
       <w:startOverride w:val="1"/>
     </w:lvlOverride>
@@ -6739,7 +6739,7 @@
     <w:autoRedefine/>
     <w:uiPriority w:val="39"/>
     <w:unhideWhenUsed/>
-    <w:rsid w:val="005A25DA"/>
+    <w:rsid w:val="00030B03"/>
     <w:pPr>
       <w:spacing w:after="100"/>
     </w:pPr>
